--- a/source/Claude outputs/Dac-ta-Food-Map-VN.docx
+++ b/source/Claude outputs/Dac-ta-Food-Map-VN.docx
@@ -684,7 +684,7 @@
         <w:t xml:space="preserve">Dịch vụ bản đồ</w:t>
       </w:r>
       <w:r>
-        <w:t xml:space="preserve"> dùng cho màn Bản đồ quán.</w:t>
+        <w:t xml:space="preserve"> (OpenStreetMap) dùng cho màn Bản đồ quán và ghim vị trí khi đề xuất quán; Firebase cung cấp xác thực và lưu dữ liệu; Cloudinary lưu ảnh.</w:t>
       </w:r>
     </w:p>
     <w:p>
@@ -805,7 +805,7 @@
           <w:p>
             <w:pPr/>
             <w:r>
-              <w:t xml:space="preserve">Đăng ký bằng email/số điện thoại và mật khẩu</w:t>
+              <w:t xml:space="preserve">Đăng ký bằng email và mật khẩu</w:t>
             </w:r>
           </w:p>
         </w:tc>
@@ -875,7 +875,7 @@
           <w:p>
             <w:pPr/>
             <w:r>
-              <w:t xml:space="preserve">Quên mật khẩu: gửi mã xác nhận, đặt lại mật khẩu</w:t>
+              <w:t xml:space="preserve">Quên mật khẩu: gửi email chứa liên kết đặt lại mật khẩu</w:t>
             </w:r>
           </w:p>
         </w:tc>
@@ -1808,7 +1808,7 @@
           <w:p>
             <w:pPr/>
             <w:r>
-              <w:t xml:space="preserve">Tải dữ liệu vùng để dùng offline</w:t>
+              <w:t xml:space="preserve">Xem dữ liệu vùng đã tải khi không có mạng (bộ đệm offline của Firestore)</w:t>
             </w:r>
           </w:p>
         </w:tc>
@@ -3449,7 +3449,7 @@
         <w:t xml:space="preserve">giá trị đề xuất</w:t>
       </w:r>
       <w:r>
-        <w:t xml:space="preserve">, cần nhóm chốt lại (xem mục 10). Nên lưu các ngưỡng trong bảng cấu hình để Admin đổi được mà không phải sửa code.</w:t>
+        <w:t xml:space="preserve">, cần nhóm chốt lại (xem mục 12). Các ngưỡng được khai báo tập trung trong lớp BusinessRules (thư mục domain/ của app); sau này có thể đọc từ document config/rules trên Firestore để Admin đổi mà không cần cập nhật app.</w:t>
       </w:r>
     </w:p>
     <w:tbl>
@@ -4022,6 +4022,170 @@
       </w:r>
     </w:p>
     <w:p>
+      <w:pPr/>
+      <w:r>
+        <w:rPr>
+          <w:b/>
+        </w:rPr>
+        <w:t xml:space="preserve">Nơi xử lý.</w:t>
+      </w:r>
+      <w:r>
+        <w:t xml:space="preserve"> Dự án dùng gói Firebase miễn phí (Spark), không có Cloud Functions, nên các quy tắc trên được tính </w:t>
+      </w:r>
+      <w:r>
+        <w:rPr>
+          <w:b/>
+        </w:rPr>
+        <w:t xml:space="preserve">ngay trong ứng dụng</w:t>
+      </w:r>
+      <w:r>
+        <w:t xml:space="preserve">, trong tầng domain (mục 9):</w:t>
+      </w:r>
+    </w:p>
+    <w:tbl>
+      <w:tblPr>
+        <w:tblStyle w:val="TableGrid"/>
+        <w:tblW w:w="0" w:type="auto"/>
+        <w:tblLayout w:type="fixed"/>
+        <w:tblLook w:val="04A0" w:firstRow="1" w:lastRow="0" w:firstColumn="0" w:lastColumn="0" w:noHBand="0" w:noVBand="1"/>
+      </w:tblPr>
+      <w:tblGrid>
+        <w:gridCol w:w="4720"/>
+        <w:gridCol w:w="4639"/>
+      </w:tblGrid>
+      <w:tr>
+        <w:trPr>
+          <w:tblHeader/>
+        </w:trPr>
+        <w:tc>
+          <w:tcPr>
+            <w:tcW w:w="4720" w:type="dxa"/>
+            <w:shd w:val="clear" w:color="auto" w:fill="F2F2F2"/>
+          </w:tcPr>
+          <w:p>
+            <w:pPr/>
+            <w:r>
+              <w:t xml:space="preserve">Lớp (domain/)</w:t>
+            </w:r>
+          </w:p>
+        </w:tc>
+        <w:tc>
+          <w:tcPr>
+            <w:tcW w:w="4639" w:type="dxa"/>
+            <w:shd w:val="clear" w:color="auto" w:fill="F2F2F2"/>
+          </w:tcPr>
+          <w:p>
+            <w:pPr/>
+            <w:r>
+              <w:t xml:space="preserve">Quy tắc</w:t>
+            </w:r>
+          </w:p>
+        </w:tc>
+      </w:tr>
+      <w:tr>
+        <w:tc>
+          <w:tcPr>
+            <w:tcW w:w="4720" w:type="dxa"/>
+          </w:tcPr>
+          <w:p>
+            <w:pPr/>
+            <w:r>
+              <w:t xml:space="preserve">CheckInValidator</w:t>
+            </w:r>
+          </w:p>
+        </w:tc>
+        <w:tc>
+          <w:tcPr>
+            <w:tcW w:w="4639" w:type="dxa"/>
+          </w:tcPr>
+          <w:p>
+            <w:pPr/>
+            <w:r>
+              <w:t xml:space="preserve">BR-01, BR-02, BR-03</w:t>
+            </w:r>
+          </w:p>
+        </w:tc>
+      </w:tr>
+      <w:tr>
+        <w:tc>
+          <w:tcPr>
+            <w:tcW w:w="4720" w:type="dxa"/>
+          </w:tcPr>
+          <w:p>
+            <w:pPr/>
+            <w:r>
+              <w:t xml:space="preserve">PriceRangeCalculator</w:t>
+            </w:r>
+          </w:p>
+        </w:tc>
+        <w:tc>
+          <w:tcPr>
+            <w:tcW w:w="4639" w:type="dxa"/>
+          </w:tcPr>
+          <w:p>
+            <w:pPr/>
+            <w:r>
+              <w:t xml:space="preserve">BR-06, BR-07</w:t>
+            </w:r>
+          </w:p>
+        </w:tc>
+      </w:tr>
+      <w:tr>
+        <w:tc>
+          <w:tcPr>
+            <w:tcW w:w="4720" w:type="dxa"/>
+          </w:tcPr>
+          <w:p>
+            <w:pPr/>
+            <w:r>
+              <w:t xml:space="preserve">TrustScoreCalculator</w:t>
+            </w:r>
+          </w:p>
+        </w:tc>
+        <w:tc>
+          <w:tcPr>
+            <w:tcW w:w="4639" w:type="dxa"/>
+          </w:tcPr>
+          <w:p>
+            <w:pPr/>
+            <w:r>
+              <w:t xml:space="preserve">BR-05, BR-08, BR-10</w:t>
+            </w:r>
+          </w:p>
+        </w:tc>
+      </w:tr>
+      <w:tr>
+        <w:tc>
+          <w:tcPr>
+            <w:tcW w:w="4720" w:type="dxa"/>
+          </w:tcPr>
+          <w:p>
+            <w:pPr/>
+            <w:r>
+              <w:t xml:space="preserve">BadgeCalculator</w:t>
+            </w:r>
+          </w:p>
+        </w:tc>
+        <w:tc>
+          <w:tcPr>
+            <w:tcW w:w="4639" w:type="dxa"/>
+          </w:tcPr>
+          <w:p>
+            <w:pPr/>
+            <w:r>
+              <w:t xml:space="preserve">BR-09</w:t>
+            </w:r>
+          </w:p>
+        </w:tc>
+      </w:tr>
+    </w:tbl>
+    <w:p>
+      <w:pPr/>
+      <w:r>
+        <w:t xml:space="preserve">Các lớp này viết bằng Kotlin thuần, có unit test, và có thể chép sang Cloud Functions nếu sau này nâng lên gói Blaze. Firestore Security Rules đảm bảo BR-04, BR-12 và giới hạn trường người dùng được sửa.</w:t>
+      </w:r>
+    </w:p>
+    <w:p>
       <w:pPr>
         <w:pStyle w:val="Heading2"/>
       </w:pPr>
@@ -4112,7 +4276,7 @@
           <w:p>
             <w:pPr/>
             <w:r>
-              <w:t xml:space="preserve">Android 7.0 trở lên (minSdk 24); Kotlin, Jetpack Compose, kiến trúc MVVM + Repository</w:t>
+              <w:t xml:space="preserve">Android 7.0 trở lên (minSdk 24); Kotlin, Jetpack Compose, kiến trúc MVVM + Repository (mục 9)</w:t>
             </w:r>
           </w:p>
         </w:tc>
@@ -4147,7 +4311,7 @@
           <w:p>
             <w:pPr/>
             <w:r>
-              <w:t xml:space="preserve">Màn Khám phá hiển thị dữ liệu trong ≤ 2 giây với mạng 4G; danh sách cuộn mượt</w:t>
+              <w:t xml:space="preserve">Màn Khám phá hiển thị dữ liệu trong ≤ 2 giây với mạng 4G; danh sách cuộn mượt; mỗi màn đọc ít document nhất có thể (dữ liệu hiển thị được chép sẵn vào document)</w:t>
             </w:r>
           </w:p>
         </w:tc>
@@ -4182,7 +4346,7 @@
           <w:p>
             <w:pPr/>
             <w:r>
-              <w:t xml:space="preserve">Dữ liệu vùng đã tải và Món muốn ăn xem được khi không có mạng (lưu bằng Room); thao tác ghi đồng bộ khi có mạng lại</w:t>
+              <w:t xml:space="preserve">Dữ liệu đã xem và Món muốn ăn vẫn hiển thị khi mất mạng nhờ bộ đệm offline có sẵn của Firestore; thao tác ghi được xếp hàng và tự đồng bộ khi có mạng lại</w:t>
             </w:r>
           </w:p>
         </w:tc>
@@ -4217,7 +4381,7 @@
           <w:p>
             <w:pPr/>
             <w:r>
-              <w:t xml:space="preserve">Mật khẩu lưu dạng băm (bcrypt); giao tiếp API qua HTTPS; phân quyền Khách / Người dùng / Admin ở phía server</w:t>
+              <w:t xml:space="preserve">Xác thực bằng Firebase Authentication (app không lưu mật khẩu); phân quyền Khách / Người dùng / Admin bằng Firestore Security Rules; kết nối qua HTTPS; không đặt API secret của Cloudinary trong app (dùng unsigned upload preset)</w:t>
             </w:r>
           </w:p>
         </w:tc>
@@ -4252,7 +4416,7 @@
           <w:p>
             <w:pPr/>
             <w:r>
-              <w:t xml:space="preserve">Chỉ xin quyền vị trí khi cần (check-in, gần tôi); không lưu lịch sử vị trí ngoài tọa độ của lần check-in</w:t>
+              <w:t xml:space="preserve">Chỉ xin quyền vị trí khi cần (check-in, vị trí của tôi); không lưu lịch sử vị trí ngoài tọa độ của lần check-in; hồ sơ người dùng chỉ chủ tài khoản và Admin đọc được</w:t>
             </w:r>
           </w:p>
         </w:tc>
@@ -4287,7 +4451,16 @@
           <w:p>
             <w:pPr/>
             <w:r>
-              <w:t xml:space="preserve">Kiểm tra khoảng cách check-in ở server, không chỉ ở app; giới hạn tần suất (BR-02)</w:t>
+              <w:t xml:space="preserve">Kiểm tra khoảng cách và tần suất check-in trong app (BR-01, BR-02); Security Rules chặn ghi dữ liệu của người khác. </w:t>
+            </w:r>
+            <w:r>
+              <w:rPr>
+                <w:b/>
+              </w:rPr>
+              <w:t xml:space="preserve">Hạn chế:</w:t>
+            </w:r>
+            <w:r>
+              <w:t xml:space="preserve"> vì chạy trên thiết bị nên vẫn có thể bị giả lập GPS; hướng khắc phục là chuyển sang Cloud Functions</w:t>
             </w:r>
           </w:p>
         </w:tc>
@@ -4322,7 +4495,7 @@
           <w:p>
             <w:pPr/>
             <w:r>
-              <w:t xml:space="preserve">Giao diện tiếng Việt, đơn vị VNĐ và mét/km; chữ đọc được, vùng bấm ≥ 48 dp</w:t>
+              <w:t xml:space="preserve">Giao diện tiếng Việt, đơn vị VNĐ và mét/km; chữ đọc được, vùng bấm ≥ 48 dp; Khách dùng thử được không cần tài khoản</w:t>
             </w:r>
           </w:p>
         </w:tc>
@@ -4357,7 +4530,42 @@
           <w:p>
             <w:pPr/>
             <w:r>
-              <w:t xml:space="preserve">Ngưỡng nghiệp vụ lưu trong bảng cấu hình; có unit test cho ViewModel và công thức điểm uy tín</w:t>
+              <w:t xml:space="preserve">Ngưỡng nghiệp vụ gom trong BusinessRules; tầng domain có unit test; app chạy được bằng dữ liệu giả khi chưa cấu hình Firebase</w:t>
+            </w:r>
+          </w:p>
+        </w:tc>
+      </w:tr>
+      <w:tr>
+        <w:tc>
+          <w:tcPr>
+            <w:tcW w:w="1210" w:type="dxa"/>
+          </w:tcPr>
+          <w:p>
+            <w:pPr/>
+            <w:r>
+              <w:t xml:space="preserve">NFR-09</w:t>
+            </w:r>
+          </w:p>
+        </w:tc>
+        <w:tc>
+          <w:tcPr>
+            <w:tcW w:w="2340" w:type="dxa"/>
+          </w:tcPr>
+          <w:p>
+            <w:pPr/>
+            <w:r>
+              <w:t xml:space="preserve">Chi phí</w:t>
+            </w:r>
+          </w:p>
+        </w:tc>
+        <w:tc>
+          <w:tcPr>
+            <w:tcW w:w="5809" w:type="dxa"/>
+          </w:tcPr>
+          <w:p>
+            <w:pPr/>
+            <w:r>
+              <w:t xml:space="preserve">Chạy trên gói miễn phí: Firebase Spark (50.000 lượt đọc, 20.000 lượt ghi mỗi ngày), Cloudinary gói Free, bản đồ OpenStreetMap không cần API key</w:t>
             </w:r>
           </w:p>
         </w:tc>
@@ -4425,6 +4633,12 @@
         <w:t xml:space="preserve">Hàng trên là danh mục do Admin quản lý, hàng giữa là dữ liệu người dùng tạo ra, hàng dưới là dữ liệu riêng của từng người. ANH_DANH_GIA, DANH_GIA_HUU_ICH và CAU_HINH không vẽ để sơ đồ gọn; các quan hệ phụ nằm trong bảng dưới.</w:t>
       </w:r>
     </w:p>
+    <w:p>
+      <w:pPr/>
+      <w:r>
+        <w:t xml:space="preserve">ERD là mô hình khái niệm, không phụ thuộc hệ quản trị dữ liệu. Khi lưu trên Cloud Firestore, một số thực thể được gộp vào document cha (mục 8).</w:t>
+      </w:r>
+    </w:p>
     <w:tbl>
       <w:tblPr>
         <w:tblStyle w:val="TableGrid"/>
@@ -5000,40 +5214,13 @@
         <w:pStyle w:val="Heading2"/>
       </w:pPr>
       <w:r>
-        <w:t xml:space="preserve">8. Lược đồ cơ sở dữ liệu</w:t>
+        <w:t xml:space="preserve">8. Lược đồ cơ sở dữ liệu (Cloud Firestore)</w:t>
       </w:r>
     </w:p>
     <w:p>
       <w:pPr/>
       <w:r>
-        <w:t xml:space="preserve">Cơ sở dữ liệu phía server gồm 18 bảng (gợi ý SQL Server hoặc MySQL). App lưu bản sao một phần trong Room để dùng offline; lịch sử tìm kiếm chỉ lưu trên máy (DataStore). Ký hiệu: </w:t>
-      </w:r>
-      <w:r>
-        <w:rPr>
-          <w:b/>
-        </w:rPr>
-        <w:t xml:space="preserve">PK</w:t>
-      </w:r>
-      <w:r>
-        <w:t xml:space="preserve"> khóa chính, </w:t>
-      </w:r>
-      <w:r>
-        <w:rPr>
-          <w:b/>
-        </w:rPr>
-        <w:t xml:space="preserve">FK</w:t>
-      </w:r>
-      <w:r>
-        <w:t xml:space="preserve"> khóa ngoại, </w:t>
-      </w:r>
-      <w:r>
-        <w:rPr>
-          <w:b/>
-        </w:rPr>
-        <w:t xml:space="preserve">UQ</w:t>
-      </w:r>
-      <w:r>
-        <w:t xml:space="preserve"> duy nhất.</w:t>
+        <w:t xml:space="preserve">Dữ liệu lưu trên Cloud Firestore (NoSQL) gồm 9 collection gốc và 5 subcollection. Vì Firestore không có JOIN, các thực thể con trong ERD được gộp vào document cha, và dữ liệu cần hiển thị được chép sẵn để mỗi màn đọc ít document nhất.</w:t>
       </w:r>
     </w:p>
     <w:tbl>
@@ -5044,9 +5231,9 @@
         <w:tblLook w:val="04A0" w:firstRow="1" w:lastRow="0" w:firstColumn="0" w:lastColumn="0" w:noHBand="0" w:noVBand="1"/>
       </w:tblPr>
       <w:tblGrid>
+        <w:gridCol w:w="3120"/>
+        <w:gridCol w:w="3758"/>
         <w:gridCol w:w="2482"/>
-        <w:gridCol w:w="4829"/>
-        <w:gridCol w:w="2049"/>
       </w:tblGrid>
       <w:tr>
         <w:trPr>
@@ -5054,42 +5241,64 @@
         </w:trPr>
         <w:tc>
           <w:tcPr>
+            <w:tcW w:w="3120" w:type="dxa"/>
+            <w:shd w:val="clear" w:color="auto" w:fill="F2F2F2"/>
+          </w:tcPr>
+          <w:p>
+            <w:pPr/>
+            <w:r>
+              <w:t xml:space="preserve">Collection / document</w:t>
+            </w:r>
+          </w:p>
+        </w:tc>
+        <w:tc>
+          <w:tcPr>
+            <w:tcW w:w="3758" w:type="dxa"/>
+            <w:shd w:val="clear" w:color="auto" w:fill="F2F2F2"/>
+          </w:tcPr>
+          <w:p>
+            <w:pPr/>
+            <w:r>
+              <w:t xml:space="preserve">Trường chính</w:t>
+            </w:r>
+          </w:p>
+        </w:tc>
+        <w:tc>
+          <w:tcPr>
             <w:tcW w:w="2482" w:type="dxa"/>
             <w:shd w:val="clear" w:color="auto" w:fill="F2F2F2"/>
           </w:tcPr>
           <w:p>
             <w:pPr/>
             <w:r>
-              <w:t xml:space="preserve">Bảng</w:t>
-            </w:r>
-          </w:p>
-        </w:tc>
-        <w:tc>
-          <w:tcPr>
-            <w:tcW w:w="4829" w:type="dxa"/>
-            <w:shd w:val="clear" w:color="auto" w:fill="F2F2F2"/>
-          </w:tcPr>
-          <w:p>
-            <w:pPr/>
-            <w:r>
-              <w:t xml:space="preserve">Cột</w:t>
-            </w:r>
-          </w:p>
-        </w:tc>
-        <w:tc>
-          <w:tcPr>
-            <w:tcW w:w="2049" w:type="dxa"/>
-            <w:shd w:val="clear" w:color="auto" w:fill="F2F2F2"/>
-          </w:tcPr>
-          <w:p>
-            <w:pPr/>
-            <w:r>
-              <w:t xml:space="preserve">Ghi chú</w:t>
-            </w:r>
-          </w:p>
-        </w:tc>
-      </w:tr>
-      <w:tr>
+              <w:t xml:space="preserve">Thực thể ERD</w:t>
+            </w:r>
+          </w:p>
+        </w:tc>
+      </w:tr>
+      <w:tr>
+        <w:tc>
+          <w:tcPr>
+            <w:tcW w:w="3120" w:type="dxa"/>
+          </w:tcPr>
+          <w:p>
+            <w:pPr/>
+            <w:r>
+              <w:t xml:space="preserve">regions/{regionId}</w:t>
+            </w:r>
+          </w:p>
+        </w:tc>
+        <w:tc>
+          <w:tcPr>
+            <w:tcW w:w="3758" w:type="dxa"/>
+          </w:tcPr>
+          <w:p>
+            <w:pPr/>
+            <w:r>
+              <w:t xml:space="preserve">name, center (geopoint), dishCount, placeCount, isOpenNow, quickFilters[]</w:t>
+            </w:r>
+          </w:p>
+        </w:tc>
         <w:tc>
           <w:tcPr>
             <w:tcW w:w="2482" w:type="dxa"/>
@@ -5097,58 +5306,244 @@
           <w:p>
             <w:pPr/>
             <w:r>
+              <w:t xml:space="preserve">VUNG</w:t>
+            </w:r>
+          </w:p>
+        </w:tc>
+      </w:tr>
+      <w:tr>
+        <w:tc>
+          <w:tcPr>
+            <w:tcW w:w="3120" w:type="dxa"/>
+          </w:tcPr>
+          <w:p>
+            <w:pPr/>
+            <w:r>
+              <w:t xml:space="preserve">dishes/{dishId}</w:t>
+            </w:r>
+          </w:p>
+        </w:tc>
+        <w:tc>
+          <w:tcPr>
+            <w:tcW w:w="3758" w:type="dxa"/>
+          </w:tcPr>
+          <w:p>
+            <w:pPr/>
+            <w:r>
+              <w:t xml:space="preserve">regionId, name, description, tips, bestTime, unit, art, imageUrl, photos[], priceP25, priceP75, verifiedPlaceCount, nearestHint</w:t>
+            </w:r>
+          </w:p>
+        </w:tc>
+        <w:tc>
+          <w:tcPr>
+            <w:tcW w:w="2482" w:type="dxa"/>
+          </w:tcPr>
+          <w:p>
+            <w:pPr/>
+            <w:r>
+              <w:t xml:space="preserve">DAC_SAN + MAT_BANG_GIA</w:t>
+            </w:r>
+          </w:p>
+        </w:tc>
+      </w:tr>
+      <w:tr>
+        <w:tc>
+          <w:tcPr>
+            <w:tcW w:w="3120" w:type="dxa"/>
+          </w:tcPr>
+          <w:p>
+            <w:pPr/>
+            <w:r>
+              <w:t xml:space="preserve">places/{placeId}</w:t>
+            </w:r>
+          </w:p>
+        </w:tc>
+        <w:tc>
+          <w:tcPr>
+            <w:tcW w:w="3758" w:type="dxa"/>
+          </w:tcPr>
+          <w:p>
+            <w:pPr/>
+            <w:r>
+              <w:t xml:space="preserve">regionId, name, address, location (geopoint), openTime, closeTime, status, trustScore, isVerified, priceWarning, ratingAvg, reviewCount, checkInCount, dishIds[], menu[{dishId, name, price}], photos[], suggestedBy</w:t>
+            </w:r>
+          </w:p>
+        </w:tc>
+        <w:tc>
+          <w:tcPr>
+            <w:tcW w:w="2482" w:type="dxa"/>
+          </w:tcPr>
+          <w:p>
+            <w:pPr/>
+            <w:r>
+              <w:t xml:space="preserve">QUAN + QUAN_MON + ANH_QUAN</w:t>
+            </w:r>
+          </w:p>
+        </w:tc>
+      </w:tr>
+      <w:tr>
+        <w:tc>
+          <w:tcPr>
+            <w:tcW w:w="3120" w:type="dxa"/>
+          </w:tcPr>
+          <w:p>
+            <w:pPr/>
+            <w:r>
+              <w:t xml:space="preserve">reviews/{placeId}_{uid}</w:t>
+            </w:r>
+          </w:p>
+        </w:tc>
+        <w:tc>
+          <w:tcPr>
+            <w:tcW w:w="3758" w:type="dxa"/>
+          </w:tcPr>
+          <w:p>
+            <w:pPr/>
+            <w:r>
+              <w:t xml:space="preserve">placeId, placeName, userId, userName, userAvatar, stars, content, price, photos[], hasCheckIn, isLocal, helpfulCount, status, createdAt</w:t>
+            </w:r>
+          </w:p>
+        </w:tc>
+        <w:tc>
+          <w:tcPr>
+            <w:tcW w:w="2482" w:type="dxa"/>
+          </w:tcPr>
+          <w:p>
+            <w:pPr/>
+            <w:r>
+              <w:t xml:space="preserve">DANH_GIA + ANH_DANH_GIA</w:t>
+            </w:r>
+          </w:p>
+        </w:tc>
+      </w:tr>
+      <w:tr>
+        <w:tc>
+          <w:tcPr>
+            <w:tcW w:w="3120" w:type="dxa"/>
+          </w:tcPr>
+          <w:p>
+            <w:pPr/>
+            <w:r>
+              <w:t xml:space="preserve">reviews/{id}/helpful/{uid}</w:t>
+            </w:r>
+          </w:p>
+        </w:tc>
+        <w:tc>
+          <w:tcPr>
+            <w:tcW w:w="3758" w:type="dxa"/>
+          </w:tcPr>
+          <w:p>
+            <w:pPr/>
+            <w:r>
+              <w:t xml:space="preserve">createdAt</w:t>
+            </w:r>
+          </w:p>
+        </w:tc>
+        <w:tc>
+          <w:tcPr>
+            <w:tcW w:w="2482" w:type="dxa"/>
+          </w:tcPr>
+          <w:p>
+            <w:pPr/>
+            <w:r>
+              <w:t xml:space="preserve">DANH_GIA_HUU_ICH</w:t>
+            </w:r>
+          </w:p>
+        </w:tc>
+      </w:tr>
+      <w:tr>
+        <w:tc>
+          <w:tcPr>
+            <w:tcW w:w="3120" w:type="dxa"/>
+          </w:tcPr>
+          <w:p>
+            <w:pPr/>
+            <w:r>
+              <w:t xml:space="preserve">checkins/{checkinId}</w:t>
+            </w:r>
+          </w:p>
+        </w:tc>
+        <w:tc>
+          <w:tcPr>
+            <w:tcW w:w="3758" w:type="dxa"/>
+          </w:tcPr>
+          <w:p>
+            <w:pPr/>
+            <w:r>
+              <w:t xml:space="preserve">userId, placeId, regionId, dishId, price, location, distanceM, valid, createdAt</w:t>
+            </w:r>
+          </w:p>
+        </w:tc>
+        <w:tc>
+          <w:tcPr>
+            <w:tcW w:w="2482" w:type="dxa"/>
+          </w:tcPr>
+          <w:p>
+            <w:pPr/>
+            <w:r>
+              <w:t xml:space="preserve">CHECK_IN</w:t>
+            </w:r>
+          </w:p>
+        </w:tc>
+      </w:tr>
+      <w:tr>
+        <w:tc>
+          <w:tcPr>
+            <w:tcW w:w="3120" w:type="dxa"/>
+          </w:tcPr>
+          <w:p>
+            <w:pPr/>
+            <w:r>
+              <w:t xml:space="preserve">users/{uid}</w:t>
+            </w:r>
+          </w:p>
+        </w:tc>
+        <w:tc>
+          <w:tcPr>
+            <w:tcW w:w="3758" w:type="dxa"/>
+          </w:tcPr>
+          <w:p>
+            <w:pPr/>
+            <w:r>
+              <w:t xml:space="preserve">name, email, avatarUrl, role, status, localBadge, stats {checkIns, reviews, suggestions}, createdAt</w:t>
+            </w:r>
+          </w:p>
+        </w:tc>
+        <w:tc>
+          <w:tcPr>
+            <w:tcW w:w="2482" w:type="dxa"/>
+          </w:tcPr>
+          <w:p>
+            <w:pPr/>
+            <w:r>
               <w:t xml:space="preserve">NGUOI_DUNG</w:t>
             </w:r>
           </w:p>
         </w:tc>
-        <w:tc>
-          <w:tcPr>
-            <w:tcW w:w="4829" w:type="dxa"/>
-          </w:tcPr>
-          <w:p>
-            <w:pPr/>
-            <w:r>
-              <w:rPr>
-                <w:b/>
-              </w:rPr>
-              <w:t xml:space="preserve">PK</w:t>
-            </w:r>
-            <w:r>
-              <w:t xml:space="preserve"> ma_nd, ho_ten, email </w:t>
-            </w:r>
-            <w:r>
-              <w:rPr>
-                <w:b/>
-              </w:rPr>
-              <w:t xml:space="preserve">UQ</w:t>
-            </w:r>
-            <w:r>
-              <w:t xml:space="preserve">, so_dien_thoai </w:t>
-            </w:r>
-            <w:r>
-              <w:rPr>
-                <w:b/>
-              </w:rPr>
-              <w:t xml:space="preserve">UQ</w:t>
-            </w:r>
-            <w:r>
-              <w:t xml:space="preserve">, mat_khau_bam, anh_dai_dien, vai_tro, trang_thai, ngay_tao</w:t>
-            </w:r>
-          </w:p>
-        </w:tc>
-        <w:tc>
-          <w:tcPr>
-            <w:tcW w:w="2049" w:type="dxa"/>
-          </w:tcPr>
-          <w:p>
-            <w:pPr/>
-            <w:r>
-              <w:t xml:space="preserve">vai_tro: USER / ADMIN; trang_thai: HOAT_DONG / KHOA</w:t>
-            </w:r>
-          </w:p>
-        </w:tc>
-      </w:tr>
-      <w:tr>
+      </w:tr>
+      <w:tr>
+        <w:tc>
+          <w:tcPr>
+            <w:tcW w:w="3120" w:type="dxa"/>
+          </w:tcPr>
+          <w:p>
+            <w:pPr/>
+            <w:r>
+              <w:t xml:space="preserve">users/{uid}/wishlist/{dishId}</w:t>
+            </w:r>
+          </w:p>
+        </w:tc>
+        <w:tc>
+          <w:tcPr>
+            <w:tcW w:w="3758" w:type="dxa"/>
+          </w:tcPr>
+          <w:p>
+            <w:pPr/>
+            <w:r>
+              <w:t xml:space="preserve">dishName, regionId, placeId, placeName, distanceHint, eaten, eatenAt, art, imageUrl, addedAt</w:t>
+            </w:r>
+          </w:p>
+        </w:tc>
         <w:tc>
           <w:tcPr>
             <w:tcW w:w="2482" w:type="dxa"/>
@@ -5156,40 +5551,34 @@
           <w:p>
             <w:pPr/>
             <w:r>
-              <w:t xml:space="preserve">VUNG</w:t>
-            </w:r>
-          </w:p>
-        </w:tc>
-        <w:tc>
-          <w:tcPr>
-            <w:tcW w:w="4829" w:type="dxa"/>
-          </w:tcPr>
-          <w:p>
-            <w:pPr/>
-            <w:r>
-              <w:rPr>
-                <w:b/>
-              </w:rPr>
-              <w:t xml:space="preserve">PK</w:t>
-            </w:r>
-            <w:r>
-              <w:t xml:space="preserve"> ma_vung, ten, mo_ta, vi_do, kinh_do, trang_thai</w:t>
-            </w:r>
-          </w:p>
-        </w:tc>
-        <w:tc>
-          <w:tcPr>
-            <w:tcW w:w="2049" w:type="dxa"/>
-          </w:tcPr>
-          <w:p>
-            <w:pPr/>
-            <w:r>
-              <w:t xml:space="preserve">Huế, Đắk Lắk, Cần Thơ...</w:t>
-            </w:r>
-          </w:p>
-        </w:tc>
-      </w:tr>
-      <w:tr>
+              <w:t xml:space="preserve">MON_MUON_AN</w:t>
+            </w:r>
+          </w:p>
+        </w:tc>
+      </w:tr>
+      <w:tr>
+        <w:tc>
+          <w:tcPr>
+            <w:tcW w:w="3120" w:type="dxa"/>
+          </w:tcPr>
+          <w:p>
+            <w:pPr/>
+            <w:r>
+              <w:t xml:space="preserve">users/{uid}/savedPlaces/{placeId}</w:t>
+            </w:r>
+          </w:p>
+        </w:tc>
+        <w:tc>
+          <w:tcPr>
+            <w:tcW w:w="3758" w:type="dxa"/>
+          </w:tcPr>
+          <w:p>
+            <w:pPr/>
+            <w:r>
+              <w:t xml:space="preserve">name, dishName, distanceHint, trustScore, art, imageUrl, savedAt</w:t>
+            </w:r>
+          </w:p>
+        </w:tc>
         <w:tc>
           <w:tcPr>
             <w:tcW w:w="2482" w:type="dxa"/>
@@ -5197,49 +5586,34 @@
           <w:p>
             <w:pPr/>
             <w:r>
-              <w:t xml:space="preserve">DAC_SAN</w:t>
-            </w:r>
-          </w:p>
-        </w:tc>
-        <w:tc>
-          <w:tcPr>
-            <w:tcW w:w="4829" w:type="dxa"/>
-          </w:tcPr>
-          <w:p>
-            <w:pPr/>
-            <w:r>
-              <w:rPr>
-                <w:b/>
-              </w:rPr>
-              <w:t xml:space="preserve">PK</w:t>
-            </w:r>
-            <w:r>
-              <w:t xml:space="preserve"> ma_dac_san, </w:t>
-            </w:r>
-            <w:r>
-              <w:rPr>
-                <w:b/>
-              </w:rPr>
-              <w:t xml:space="preserve">FK</w:t>
-            </w:r>
-            <w:r>
-              <w:t xml:space="preserve"> ma_vung, ten, mo_ta, meo_an, thoi_diem_ngon, don_vi, anh_url</w:t>
-            </w:r>
-          </w:p>
-        </w:tc>
-        <w:tc>
-          <w:tcPr>
-            <w:tcW w:w="2049" w:type="dxa"/>
-          </w:tcPr>
-          <w:p>
-            <w:pPr/>
-            <w:r>
-              <w:t xml:space="preserve">don_vi: tô, cốc, đĩa</w:t>
-            </w:r>
-          </w:p>
-        </w:tc>
-      </w:tr>
-      <w:tr>
+              <w:t xml:space="preserve">QUAN_DA_LUU</w:t>
+            </w:r>
+          </w:p>
+        </w:tc>
+      </w:tr>
+      <w:tr>
+        <w:tc>
+          <w:tcPr>
+            <w:tcW w:w="3120" w:type="dxa"/>
+          </w:tcPr>
+          <w:p>
+            <w:pPr/>
+            <w:r>
+              <w:t xml:space="preserve">users/{uid}/badges/{regionId}</w:t>
+            </w:r>
+          </w:p>
+        </w:tc>
+        <w:tc>
+          <w:tcPr>
+            <w:tcW w:w="3758" w:type="dxa"/>
+          </w:tcPr>
+          <w:p>
+            <w:pPr/>
+            <w:r>
+              <w:t xml:space="preserve">regionName, checkIns, placeCount, achieved, achievedAt</w:t>
+            </w:r>
+          </w:p>
+        </w:tc>
         <w:tc>
           <w:tcPr>
             <w:tcW w:w="2482" w:type="dxa"/>
@@ -5247,58 +5621,34 @@
           <w:p>
             <w:pPr/>
             <w:r>
-              <w:t xml:space="preserve">QUAN</w:t>
-            </w:r>
-          </w:p>
-        </w:tc>
-        <w:tc>
-          <w:tcPr>
-            <w:tcW w:w="4829" w:type="dxa"/>
-          </w:tcPr>
-          <w:p>
-            <w:pPr/>
-            <w:r>
-              <w:rPr>
-                <w:b/>
-              </w:rPr>
-              <w:t xml:space="preserve">PK</w:t>
-            </w:r>
-            <w:r>
-              <w:t xml:space="preserve"> ma_quan, </w:t>
-            </w:r>
-            <w:r>
-              <w:rPr>
-                <w:b/>
-              </w:rPr>
-              <w:t xml:space="preserve">FK</w:t>
-            </w:r>
-            <w:r>
-              <w:t xml:space="preserve"> ma_vung, ten, dia_chi, vi_do, kinh_do, gio_mo, gio_dong, diem_uy_tin, da_xac_thuc, trang_thai, </w:t>
-            </w:r>
-            <w:r>
-              <w:rPr>
-                <w:b/>
-              </w:rPr>
-              <w:t xml:space="preserve">FK</w:t>
-            </w:r>
-            <w:r>
-              <w:t xml:space="preserve"> ma_nd_de_xuat (null), ngay_tao</w:t>
-            </w:r>
-          </w:p>
-        </w:tc>
-        <w:tc>
-          <w:tcPr>
-            <w:tcW w:w="2049" w:type="dxa"/>
-          </w:tcPr>
-          <w:p>
-            <w:pPr/>
-            <w:r>
-              <w:t xml:space="preserve">diem_uy_tin và da_xac_thuc là giá trị tính sẵn (BR-05, BR-08)</w:t>
-            </w:r>
-          </w:p>
-        </w:tc>
-      </w:tr>
-      <w:tr>
+              <w:t xml:space="preserve">HUY_HIEU_VUNG</w:t>
+            </w:r>
+          </w:p>
+        </w:tc>
+      </w:tr>
+      <w:tr>
+        <w:tc>
+          <w:tcPr>
+            <w:tcW w:w="3120" w:type="dxa"/>
+          </w:tcPr>
+          <w:p>
+            <w:pPr/>
+            <w:r>
+              <w:t xml:space="preserve">users/{uid}/notifications/{id}</w:t>
+            </w:r>
+          </w:p>
+        </w:tc>
+        <w:tc>
+          <w:tcPr>
+            <w:tcW w:w="3758" w:type="dxa"/>
+          </w:tcPr>
+          <w:p>
+            <w:pPr/>
+            <w:r>
+              <w:t xml:space="preserve">type, title, body, refId, read, createdAt</w:t>
+            </w:r>
+          </w:p>
+        </w:tc>
         <w:tc>
           <w:tcPr>
             <w:tcW w:w="2482" w:type="dxa"/>
@@ -5306,58 +5656,34 @@
           <w:p>
             <w:pPr/>
             <w:r>
-              <w:t xml:space="preserve">QUAN_MON</w:t>
-            </w:r>
-          </w:p>
-        </w:tc>
-        <w:tc>
-          <w:tcPr>
-            <w:tcW w:w="4829" w:type="dxa"/>
-          </w:tcPr>
-          <w:p>
-            <w:pPr/>
-            <w:r>
-              <w:rPr>
-                <w:b/>
-              </w:rPr>
-              <w:t xml:space="preserve">PK</w:t>
-            </w:r>
-            <w:r>
-              <w:t xml:space="preserve"> ma_quan_mon, </w:t>
-            </w:r>
-            <w:r>
-              <w:rPr>
-                <w:b/>
-              </w:rPr>
-              <w:t xml:space="preserve">FK</w:t>
-            </w:r>
-            <w:r>
-              <w:t xml:space="preserve"> ma_quan, </w:t>
-            </w:r>
-            <w:r>
-              <w:rPr>
-                <w:b/>
-              </w:rPr>
-              <w:t xml:space="preserve">FK</w:t>
-            </w:r>
-            <w:r>
-              <w:t xml:space="preserve"> ma_dac_san, ten_mon, gia_niem_yet</w:t>
-            </w:r>
-          </w:p>
-        </w:tc>
-        <w:tc>
-          <w:tcPr>
-            <w:tcW w:w="2049" w:type="dxa"/>
-          </w:tcPr>
-          <w:p>
-            <w:pPr/>
-            <w:r>
-              <w:t xml:space="preserve">Món cụ thể của quán, ví dụ "Bún bò đặc biệt"</w:t>
-            </w:r>
-          </w:p>
-        </w:tc>
-      </w:tr>
-      <w:tr>
+              <w:t xml:space="preserve">THONG_BAO</w:t>
+            </w:r>
+          </w:p>
+        </w:tc>
+      </w:tr>
+      <w:tr>
+        <w:tc>
+          <w:tcPr>
+            <w:tcW w:w="3120" w:type="dxa"/>
+          </w:tcPr>
+          <w:p>
+            <w:pPr/>
+            <w:r>
+              <w:t xml:space="preserve">suggestions/{id}</w:t>
+            </w:r>
+          </w:p>
+        </w:tc>
+        <w:tc>
+          <w:tcPr>
+            <w:tcW w:w="3758" w:type="dxa"/>
+          </w:tcPr>
+          <w:p>
+            <w:pPr/>
+            <w:r>
+              <w:t xml:space="preserve">userId, regionId, dishId, name, address, location, price, openHours, photoUrl, status, rejectReason, reviewedBy, reviewedAt, placeId, createdAt</w:t>
+            </w:r>
+          </w:p>
+        </w:tc>
         <w:tc>
           <w:tcPr>
             <w:tcW w:w="2482" w:type="dxa"/>
@@ -5365,49 +5691,34 @@
           <w:p>
             <w:pPr/>
             <w:r>
-              <w:t xml:space="preserve">ANH_QUAN</w:t>
-            </w:r>
-          </w:p>
-        </w:tc>
-        <w:tc>
-          <w:tcPr>
-            <w:tcW w:w="4829" w:type="dxa"/>
-          </w:tcPr>
-          <w:p>
-            <w:pPr/>
-            <w:r>
-              <w:rPr>
-                <w:b/>
-              </w:rPr>
-              <w:t xml:space="preserve">PK</w:t>
-            </w:r>
-            <w:r>
-              <w:t xml:space="preserve"> ma_anh, </w:t>
-            </w:r>
-            <w:r>
-              <w:rPr>
-                <w:b/>
-              </w:rPr>
-              <w:t xml:space="preserve">FK</w:t>
-            </w:r>
-            <w:r>
-              <w:t xml:space="preserve"> ma_quan, url, thu_tu</w:t>
-            </w:r>
-          </w:p>
-        </w:tc>
-        <w:tc>
-          <w:tcPr>
-            <w:tcW w:w="2049" w:type="dxa"/>
-          </w:tcPr>
-          <w:p>
-            <w:pPr/>
-            <w:r>
-              <w:t xml:space="preserve">Ảnh trượt ở Chi tiết quán (1/6)</w:t>
-            </w:r>
-          </w:p>
-        </w:tc>
-      </w:tr>
-      <w:tr>
+              <w:t xml:space="preserve">DE_XUAT_QUAN</w:t>
+            </w:r>
+          </w:p>
+        </w:tc>
+      </w:tr>
+      <w:tr>
+        <w:tc>
+          <w:tcPr>
+            <w:tcW w:w="3120" w:type="dxa"/>
+          </w:tcPr>
+          <w:p>
+            <w:pPr/>
+            <w:r>
+              <w:t xml:space="preserve">reports/{id}</w:t>
+            </w:r>
+          </w:p>
+        </w:tc>
+        <w:tc>
+          <w:tcPr>
+            <w:tcW w:w="3758" w:type="dxa"/>
+          </w:tcPr>
+          <w:p>
+            <w:pPr/>
+            <w:r>
+              <w:t xml:space="preserve">reporterId, targetType, targetId, reason, description, status, handledBy, result, createdAt</w:t>
+            </w:r>
+          </w:p>
+        </w:tc>
         <w:tc>
           <w:tcPr>
             <w:tcW w:w="2482" w:type="dxa"/>
@@ -5415,67 +5726,34 @@
           <w:p>
             <w:pPr/>
             <w:r>
-              <w:t xml:space="preserve">CHECK_IN</w:t>
-            </w:r>
-          </w:p>
-        </w:tc>
-        <w:tc>
-          <w:tcPr>
-            <w:tcW w:w="4829" w:type="dxa"/>
-          </w:tcPr>
-          <w:p>
-            <w:pPr/>
-            <w:r>
-              <w:rPr>
-                <w:b/>
-              </w:rPr>
-              <w:t xml:space="preserve">PK</w:t>
-            </w:r>
-            <w:r>
-              <w:t xml:space="preserve"> ma_check_in, </w:t>
-            </w:r>
-            <w:r>
-              <w:rPr>
-                <w:b/>
-              </w:rPr>
-              <w:t xml:space="preserve">FK</w:t>
-            </w:r>
-            <w:r>
-              <w:t xml:space="preserve"> ma_nd, </w:t>
-            </w:r>
-            <w:r>
-              <w:rPr>
-                <w:b/>
-              </w:rPr>
-              <w:t xml:space="preserve">FK</w:t>
-            </w:r>
-            <w:r>
-              <w:t xml:space="preserve"> ma_quan, </w:t>
-            </w:r>
-            <w:r>
-              <w:rPr>
-                <w:b/>
-              </w:rPr>
-              <w:t xml:space="preserve">FK</w:t>
-            </w:r>
-            <w:r>
-              <w:t xml:space="preserve"> ma_quan_mon (null), gia_da_tra, vi_do, kinh_do, khoang_cach_m, hop_le, thoi_gian</w:t>
-            </w:r>
-          </w:p>
-        </w:tc>
-        <w:tc>
-          <w:tcPr>
-            <w:tcW w:w="2049" w:type="dxa"/>
-          </w:tcPr>
-          <w:p>
-            <w:pPr/>
-            <w:r>
-              <w:t xml:space="preserve">hop_le theo BR-01, BR-02</w:t>
-            </w:r>
-          </w:p>
-        </w:tc>
-      </w:tr>
-      <w:tr>
+              <w:t xml:space="preserve">BAO_CAO</w:t>
+            </w:r>
+          </w:p>
+        </w:tc>
+      </w:tr>
+      <w:tr>
+        <w:tc>
+          <w:tcPr>
+            <w:tcW w:w="3120" w:type="dxa"/>
+          </w:tcPr>
+          <w:p>
+            <w:pPr/>
+            <w:r>
+              <w:t xml:space="preserve">config/rules</w:t>
+            </w:r>
+          </w:p>
+        </w:tc>
+        <w:tc>
+          <w:tcPr>
+            <w:tcW w:w="3758" w:type="dxa"/>
+          </w:tcPr>
+          <w:p>
+            <w:pPr/>
+            <w:r>
+              <w:t xml:space="preserve">Các ngưỡng ở mục 5</w:t>
+            </w:r>
+          </w:p>
+        </w:tc>
         <w:tc>
           <w:tcPr>
             <w:tcW w:w="2482" w:type="dxa"/>
@@ -5483,518 +5761,7 @@
           <w:p>
             <w:pPr/>
             <w:r>
-              <w:t xml:space="preserve">DANH_GIA</w:t>
-            </w:r>
-          </w:p>
-        </w:tc>
-        <w:tc>
-          <w:tcPr>
-            <w:tcW w:w="4829" w:type="dxa"/>
-          </w:tcPr>
-          <w:p>
-            <w:pPr/>
-            <w:r>
-              <w:rPr>
-                <w:b/>
-              </w:rPr>
-              <w:t xml:space="preserve">PK</w:t>
-            </w:r>
-            <w:r>
-              <w:t xml:space="preserve"> ma_danh_gia, </w:t>
-            </w:r>
-            <w:r>
-              <w:rPr>
-                <w:b/>
-              </w:rPr>
-              <w:t xml:space="preserve">FK</w:t>
-            </w:r>
-            <w:r>
-              <w:t xml:space="preserve"> ma_nd, </w:t>
-            </w:r>
-            <w:r>
-              <w:rPr>
-                <w:b/>
-              </w:rPr>
-              <w:t xml:space="preserve">FK</w:t>
-            </w:r>
-            <w:r>
-              <w:t xml:space="preserve"> ma_quan, so_sao, noi_dung, gia_da_tra, co_check_in, la_nguoi_dia_phuong, trang_thai, ngay_tao, ngay_sua; </w:t>
-            </w:r>
-            <w:r>
-              <w:rPr>
-                <w:b/>
-              </w:rPr>
-              <w:t xml:space="preserve">UQ</w:t>
-            </w:r>
-            <w:r>
-              <w:t xml:space="preserve"> (ma_nd, ma_quan)</w:t>
-            </w:r>
-          </w:p>
-        </w:tc>
-        <w:tc>
-          <w:tcPr>
-            <w:tcW w:w="2049" w:type="dxa"/>
-          </w:tcPr>
-          <w:p>
-            <w:pPr/>
-            <w:r>
-              <w:t xml:space="preserve">BR-03, BR-04; trang_thai: HIEN / AN</w:t>
-            </w:r>
-          </w:p>
-        </w:tc>
-      </w:tr>
-      <w:tr>
-        <w:tc>
-          <w:tcPr>
-            <w:tcW w:w="2482" w:type="dxa"/>
-          </w:tcPr>
-          <w:p>
-            <w:pPr/>
-            <w:r>
-              <w:t xml:space="preserve">ANH_DANH_GIA</w:t>
-            </w:r>
-          </w:p>
-        </w:tc>
-        <w:tc>
-          <w:tcPr>
-            <w:tcW w:w="4829" w:type="dxa"/>
-          </w:tcPr>
-          <w:p>
-            <w:pPr/>
-            <w:r>
-              <w:rPr>
-                <w:b/>
-              </w:rPr>
-              <w:t xml:space="preserve">PK</w:t>
-            </w:r>
-            <w:r>
-              <w:t xml:space="preserve"> ma_anh, </w:t>
-            </w:r>
-            <w:r>
-              <w:rPr>
-                <w:b/>
-              </w:rPr>
-              <w:t xml:space="preserve">FK</w:t>
-            </w:r>
-            <w:r>
-              <w:t xml:space="preserve"> ma_danh_gia, url, thu_tu</w:t>
-            </w:r>
-          </w:p>
-        </w:tc>
-        <w:tc>
-          <w:tcPr>
-            <w:tcW w:w="2049" w:type="dxa"/>
-          </w:tcPr>
-          <w:p>
-            <w:pPr/>
-            <w:r>
-              <w:t xml:space="preserve">Tối đa 5 ảnh</w:t>
-            </w:r>
-          </w:p>
-        </w:tc>
-      </w:tr>
-      <w:tr>
-        <w:tc>
-          <w:tcPr>
-            <w:tcW w:w="2482" w:type="dxa"/>
-          </w:tcPr>
-          <w:p>
-            <w:pPr/>
-            <w:r>
-              <w:t xml:space="preserve">DANH_GIA_HUU_ICH</w:t>
-            </w:r>
-          </w:p>
-        </w:tc>
-        <w:tc>
-          <w:tcPr>
-            <w:tcW w:w="4829" w:type="dxa"/>
-          </w:tcPr>
-          <w:p>
-            <w:pPr/>
-            <w:r>
-              <w:rPr>
-                <w:b/>
-              </w:rPr>
-              <w:t xml:space="preserve">PK</w:t>
-            </w:r>
-            <w:r>
-              <w:t xml:space="preserve"> (ma_nd, ma_danh_gia)</w:t>
-            </w:r>
-          </w:p>
-        </w:tc>
-        <w:tc>
-          <w:tcPr>
-            <w:tcW w:w="2049" w:type="dxa"/>
-          </w:tcPr>
-          <w:p>
-            <w:pPr/>
-            <w:r>
-              <w:t xml:space="preserve">Người dùng bấm "hữu ích"</w:t>
-            </w:r>
-          </w:p>
-        </w:tc>
-      </w:tr>
-      <w:tr>
-        <w:tc>
-          <w:tcPr>
-            <w:tcW w:w="2482" w:type="dxa"/>
-          </w:tcPr>
-          <w:p>
-            <w:pPr/>
-            <w:r>
-              <w:t xml:space="preserve">MON_MUON_AN</w:t>
-            </w:r>
-          </w:p>
-        </w:tc>
-        <w:tc>
-          <w:tcPr>
-            <w:tcW w:w="4829" w:type="dxa"/>
-          </w:tcPr>
-          <w:p>
-            <w:pPr/>
-            <w:r>
-              <w:rPr>
-                <w:b/>
-              </w:rPr>
-              <w:t xml:space="preserve">PK</w:t>
-            </w:r>
-            <w:r>
-              <w:t xml:space="preserve"> (ma_nd, ma_dac_san), </w:t>
-            </w:r>
-            <w:r>
-              <w:rPr>
-                <w:b/>
-              </w:rPr>
-              <w:t xml:space="preserve">FK</w:t>
-            </w:r>
-            <w:r>
-              <w:t xml:space="preserve"> ma_quan (null), da_an, ngay_an, ngay_them</w:t>
-            </w:r>
-          </w:p>
-        </w:tc>
-        <w:tc>
-          <w:tcPr>
-            <w:tcW w:w="2049" w:type="dxa"/>
-          </w:tcPr>
-          <w:p>
-            <w:pPr/>
-            <w:r>
-              <w:t xml:space="preserve">ma_quan null = "Chưa chọn quán"</w:t>
-            </w:r>
-          </w:p>
-        </w:tc>
-      </w:tr>
-      <w:tr>
-        <w:tc>
-          <w:tcPr>
-            <w:tcW w:w="2482" w:type="dxa"/>
-          </w:tcPr>
-          <w:p>
-            <w:pPr/>
-            <w:r>
-              <w:t xml:space="preserve">QUAN_DA_LUU</w:t>
-            </w:r>
-          </w:p>
-        </w:tc>
-        <w:tc>
-          <w:tcPr>
-            <w:tcW w:w="4829" w:type="dxa"/>
-          </w:tcPr>
-          <w:p>
-            <w:pPr/>
-            <w:r>
-              <w:rPr>
-                <w:b/>
-              </w:rPr>
-              <w:t xml:space="preserve">PK</w:t>
-            </w:r>
-            <w:r>
-              <w:t xml:space="preserve"> (ma_nd, ma_quan), ngay_luu</w:t>
-            </w:r>
-          </w:p>
-        </w:tc>
-        <w:tc>
-          <w:tcPr>
-            <w:tcW w:w="2049" w:type="dxa"/>
-          </w:tcPr>
-          <w:p>
-            <w:pPr/>
-          </w:p>
-        </w:tc>
-      </w:tr>
-      <w:tr>
-        <w:tc>
-          <w:tcPr>
-            <w:tcW w:w="2482" w:type="dxa"/>
-          </w:tcPr>
-          <w:p>
-            <w:pPr/>
-            <w:r>
-              <w:t xml:space="preserve">DE_XUAT_QUAN</w:t>
-            </w:r>
-          </w:p>
-        </w:tc>
-        <w:tc>
-          <w:tcPr>
-            <w:tcW w:w="4829" w:type="dxa"/>
-          </w:tcPr>
-          <w:p>
-            <w:pPr/>
-            <w:r>
-              <w:rPr>
-                <w:b/>
-              </w:rPr>
-              <w:t xml:space="preserve">PK</w:t>
-            </w:r>
-            <w:r>
-              <w:t xml:space="preserve"> ma_de_xuat, </w:t>
-            </w:r>
-            <w:r>
-              <w:rPr>
-                <w:b/>
-              </w:rPr>
-              <w:t xml:space="preserve">FK</w:t>
-            </w:r>
-            <w:r>
-              <w:t xml:space="preserve"> ma_nd, </w:t>
-            </w:r>
-            <w:r>
-              <w:rPr>
-                <w:b/>
-              </w:rPr>
-              <w:t xml:space="preserve">FK</w:t>
-            </w:r>
-            <w:r>
-              <w:t xml:space="preserve"> ma_vung, </w:t>
-            </w:r>
-            <w:r>
-              <w:rPr>
-                <w:b/>
-              </w:rPr>
-              <w:t xml:space="preserve">FK</w:t>
-            </w:r>
-            <w:r>
-              <w:t xml:space="preserve"> ma_dac_san, ten_quan, dia_chi, vi_do, kinh_do, gia_tham_khao, gio_mo_cua, anh_url, trang_thai, ly_do_tu_choi, </w:t>
-            </w:r>
-            <w:r>
-              <w:rPr>
-                <w:b/>
-              </w:rPr>
-              <w:t xml:space="preserve">FK</w:t>
-            </w:r>
-            <w:r>
-              <w:t xml:space="preserve"> ma_admin_duyet, ngay_duyet, </w:t>
-            </w:r>
-            <w:r>
-              <w:rPr>
-                <w:b/>
-              </w:rPr>
-              <w:t xml:space="preserve">FK</w:t>
-            </w:r>
-            <w:r>
-              <w:t xml:space="preserve"> ma_quan_tao (null), ngay_tao</w:t>
-            </w:r>
-          </w:p>
-        </w:tc>
-        <w:tc>
-          <w:tcPr>
-            <w:tcW w:w="2049" w:type="dxa"/>
-          </w:tcPr>
-          <w:p>
-            <w:pPr/>
-            <w:r>
-              <w:t xml:space="preserve">trang_thai: CHO_DUYET / DA_DUYET / TU_CHOI</w:t>
-            </w:r>
-          </w:p>
-        </w:tc>
-      </w:tr>
-      <w:tr>
-        <w:tc>
-          <w:tcPr>
-            <w:tcW w:w="2482" w:type="dxa"/>
-          </w:tcPr>
-          <w:p>
-            <w:pPr/>
-            <w:r>
-              <w:t xml:space="preserve">BAO_CAO</w:t>
-            </w:r>
-          </w:p>
-        </w:tc>
-        <w:tc>
-          <w:tcPr>
-            <w:tcW w:w="4829" w:type="dxa"/>
-          </w:tcPr>
-          <w:p>
-            <w:pPr/>
-            <w:r>
-              <w:rPr>
-                <w:b/>
-              </w:rPr>
-              <w:t xml:space="preserve">PK</w:t>
-            </w:r>
-            <w:r>
-              <w:t xml:space="preserve"> ma_bao_cao, </w:t>
-            </w:r>
-            <w:r>
-              <w:rPr>
-                <w:b/>
-              </w:rPr>
-              <w:t xml:space="preserve">FK</w:t>
-            </w:r>
-            <w:r>
-              <w:t xml:space="preserve"> ma_nd, loai_doi_tuong, ma_doi_tuong, ly_do, mo_ta, trang_thai, </w:t>
-            </w:r>
-            <w:r>
-              <w:rPr>
-                <w:b/>
-              </w:rPr>
-              <w:t xml:space="preserve">FK</w:t>
-            </w:r>
-            <w:r>
-              <w:t xml:space="preserve"> ma_admin_xu_ly, ket_qua, ngay_tao</w:t>
-            </w:r>
-          </w:p>
-        </w:tc>
-        <w:tc>
-          <w:tcPr>
-            <w:tcW w:w="2049" w:type="dxa"/>
-          </w:tcPr>
-          <w:p>
-            <w:pPr/>
-            <w:r>
-              <w:t xml:space="preserve">loai_doi_tuong: QUAN / DANH_GIA</w:t>
-            </w:r>
-          </w:p>
-        </w:tc>
-      </w:tr>
-      <w:tr>
-        <w:tc>
-          <w:tcPr>
-            <w:tcW w:w="2482" w:type="dxa"/>
-          </w:tcPr>
-          <w:p>
-            <w:pPr/>
-            <w:r>
-              <w:t xml:space="preserve">HUY_HIEU_VUNG</w:t>
-            </w:r>
-          </w:p>
-        </w:tc>
-        <w:tc>
-          <w:tcPr>
-            <w:tcW w:w="4829" w:type="dxa"/>
-          </w:tcPr>
-          <w:p>
-            <w:pPr/>
-            <w:r>
-              <w:rPr>
-                <w:b/>
-              </w:rPr>
-              <w:t xml:space="preserve">PK</w:t>
-            </w:r>
-            <w:r>
-              <w:t xml:space="preserve"> (ma_nd, ma_vung), so_check_in, so_quan, da_dat, ngay_dat</w:t>
-            </w:r>
-          </w:p>
-        </w:tc>
-        <w:tc>
-          <w:tcPr>
-            <w:tcW w:w="2049" w:type="dxa"/>
-          </w:tcPr>
-          <w:p>
-            <w:pPr/>
-            <w:r>
-              <w:t xml:space="preserve">BR-09</w:t>
-            </w:r>
-          </w:p>
-        </w:tc>
-      </w:tr>
-      <w:tr>
-        <w:tc>
-          <w:tcPr>
-            <w:tcW w:w="2482" w:type="dxa"/>
-          </w:tcPr>
-          <w:p>
-            <w:pPr/>
-            <w:r>
-              <w:t xml:space="preserve">THONG_BAO</w:t>
-            </w:r>
-          </w:p>
-        </w:tc>
-        <w:tc>
-          <w:tcPr>
-            <w:tcW w:w="4829" w:type="dxa"/>
-          </w:tcPr>
-          <w:p>
-            <w:pPr/>
-            <w:r>
-              <w:rPr>
-                <w:b/>
-              </w:rPr>
-              <w:t xml:space="preserve">PK</w:t>
-            </w:r>
-            <w:r>
-              <w:t xml:space="preserve"> ma_thong_bao, </w:t>
-            </w:r>
-            <w:r>
-              <w:rPr>
-                <w:b/>
-              </w:rPr>
-              <w:t xml:space="preserve">FK</w:t>
-            </w:r>
-            <w:r>
-              <w:t xml:space="preserve"> ma_nd, loai, tieu_de, noi_dung, ma_lien_quan, da_doc, ngay_tao</w:t>
-            </w:r>
-          </w:p>
-        </w:tc>
-        <w:tc>
-          <w:tcPr>
-            <w:tcW w:w="2049" w:type="dxa"/>
-          </w:tcPr>
-          <w:p>
-            <w:pPr/>
-            <w:r>
-              <w:t xml:space="preserve">loai: DE_XUAT, HUY_HIEU, HUU_ICH, CANH_BAO_GIA</w:t>
-            </w:r>
-          </w:p>
-        </w:tc>
-      </w:tr>
-      <w:tr>
-        <w:tc>
-          <w:tcPr>
-            <w:tcW w:w="2482" w:type="dxa"/>
-          </w:tcPr>
-          <w:p>
-            <w:pPr/>
-            <w:r>
-              <w:t xml:space="preserve">MAT_BANG_GIA</w:t>
-            </w:r>
-          </w:p>
-        </w:tc>
-        <w:tc>
-          <w:tcPr>
-            <w:tcW w:w="4829" w:type="dxa"/>
-          </w:tcPr>
-          <w:p>
-            <w:pPr/>
-            <w:r>
-              <w:rPr>
-                <w:b/>
-              </w:rPr>
-              <w:t xml:space="preserve">PK</w:t>
-            </w:r>
-            <w:r>
-              <w:t xml:space="preserve"> (ma_vung, ma_dac_san), gia_p25, gia_p75, so_mau, cap_nhat_luc</w:t>
-            </w:r>
-          </w:p>
-        </w:tc>
-        <w:tc>
-          <w:tcPr>
-            <w:tcW w:w="2049" w:type="dxa"/>
-          </w:tcPr>
-          <w:p>
-            <w:pPr/>
-            <w:r>
-              <w:t xml:space="preserve">Bảng tính sẵn theo BR-06, cập nhật định kỳ</w:t>
+              <w:t xml:space="preserve">CAU_HINH</w:t>
             </w:r>
           </w:p>
         </w:tc>
@@ -6002,38 +5769,137 @@
     </w:tbl>
     <w:p>
       <w:pPr/>
-      <w:r>
-        <w:t xml:space="preserve">Ngoài ra có bảng </w:t>
-      </w:r>
       <w:r>
         <w:rPr>
           <w:b/>
         </w:rPr>
-        <w:t xml:space="preserve">CAU_HINH</w:t>
-      </w:r>
-      <w:r>
-        <w:t xml:space="preserve"> (</w:t>
-      </w:r>
+        <w:t xml:space="preserve">Quyết định thiết kế</w:t>
+      </w:r>
+    </w:p>
+    <w:p>
+      <w:pPr>
+        <w:pStyle w:val="ListParagraph"/>
+        <w:numPr>
+          <w:ilvl w:val="0"/>
+          <w:numId w:val="14"/>
+        </w:numPr>
+      </w:pPr>
       <w:r>
         <w:rPr>
           <w:b/>
         </w:rPr>
-        <w:t xml:space="preserve">PK</w:t>
-      </w:r>
-      <w:r>
-        <w:t xml:space="preserve"> khoa, gia_tri, mo_ta) lưu các ngưỡng ở mục 5.</w:t>
-      </w:r>
-    </w:p>
-    <w:p>
-      <w:pPr/>
+        <w:t xml:space="preserve">Gộp bảng con:</w:t>
+      </w:r>
+      <w:r>
+        <w:t xml:space="preserve"> QUAN_MON và ANH_QUAN thành mảng trong places; MAT_BANG_GIA thành trường priceP25/priceP75 của dishes; ANH_DANH_GIA thành mảng photos của reviews. Mở Chi tiết quán chỉ cần đọc 1 document.</w:t>
+      </w:r>
+    </w:p>
+    <w:p>
+      <w:pPr>
+        <w:pStyle w:val="ListParagraph"/>
+        <w:numPr>
+          <w:ilvl w:val="0"/>
+          <w:numId w:val="14"/>
+        </w:numPr>
+      </w:pPr>
       <w:r>
         <w:rPr>
           <w:b/>
         </w:rPr>
-        <w:t xml:space="preserve">Chỉ mục nên có:</w:t>
-      </w:r>
-      <w:r>
-        <w:t xml:space="preserve"> QUAN(ma_vung, trang_thai), QUAN(vi_do, kinh_do), CHECK_IN(ma_quan, thoi_gian), CHECK_IN(ma_nd, ma_quan, thoi_gian), DANH_GIA(ma_quan, trang_thai), THONG_BAO(ma_nd, da_doc).</w:t>
+        <w:t xml:space="preserve">Ràng buộc duy nhất bằng ID document:</w:t>
+      </w:r>
+      <w:r>
+        <w:t xml:space="preserve"> reviews dùng ID placeId_uid (BR-04); wishlist dùng ID = dishId; badges dùng ID = regionId.</w:t>
+      </w:r>
+    </w:p>
+    <w:p>
+      <w:pPr>
+        <w:pStyle w:val="ListParagraph"/>
+        <w:numPr>
+          <w:ilvl w:val="0"/>
+          <w:numId w:val="14"/>
+        </w:numPr>
+      </w:pPr>
+      <w:r>
+        <w:rPr>
+          <w:b/>
+        </w:rPr>
+        <w:t xml:space="preserve">Chép sẵn dữ liệu hiển thị:</w:t>
+      </w:r>
+      <w:r>
+        <w:t xml:space="preserve"> tên quán và tên người dùng trong reviews, tên món và tên quán trong wishlist. Khi dữ liệu gốc đổi phải cập nhật các bản chép.</w:t>
+      </w:r>
+    </w:p>
+    <w:p>
+      <w:pPr>
+        <w:pStyle w:val="ListParagraph"/>
+        <w:numPr>
+          <w:ilvl w:val="0"/>
+          <w:numId w:val="14"/>
+        </w:numPr>
+      </w:pPr>
+      <w:r>
+        <w:rPr>
+          <w:b/>
+        </w:rPr>
+        <w:t xml:space="preserve">Số liệu tính sẵn:</w:t>
+      </w:r>
+      <w:r>
+        <w:t xml:space="preserve"> trustScore, ratingAvg, reviewCount, checkInCount, priceP25/priceP75 được cập nhật mỗi khi có check-in hoặc đánh giá (mục 5), thay cho COUNT/AVG của SQL.</w:t>
+      </w:r>
+    </w:p>
+    <w:p>
+      <w:pPr>
+        <w:pStyle w:val="ListParagraph"/>
+        <w:numPr>
+          <w:ilvl w:val="0"/>
+          <w:numId w:val="14"/>
+        </w:numPr>
+      </w:pPr>
+      <w:r>
+        <w:rPr>
+          <w:b/>
+        </w:rPr>
+        <w:t xml:space="preserve">Mật khẩu không lưu trong Firestore:</w:t>
+      </w:r>
+      <w:r>
+        <w:t xml:space="preserve"> Firebase Authentication quản lý; users/{uid} dùng uid của Auth làm ID.</w:t>
+      </w:r>
+    </w:p>
+    <w:p>
+      <w:pPr>
+        <w:pStyle w:val="ListParagraph"/>
+        <w:numPr>
+          <w:ilvl w:val="0"/>
+          <w:numId w:val="14"/>
+        </w:numPr>
+      </w:pPr>
+      <w:r>
+        <w:rPr>
+          <w:b/>
+        </w:rPr>
+        <w:t xml:space="preserve">Ảnh lưu trên Cloudinary</w:t>
+      </w:r>
+      <w:r>
+        <w:t xml:space="preserve">, Firestore chỉ lưu URL.</w:t>
+      </w:r>
+    </w:p>
+    <w:p>
+      <w:pPr>
+        <w:pStyle w:val="ListParagraph"/>
+        <w:numPr>
+          <w:ilvl w:val="0"/>
+          <w:numId w:val="14"/>
+        </w:numPr>
+      </w:pPr>
+      <w:r>
+        <w:rPr>
+          <w:b/>
+        </w:rPr>
+        <w:t xml:space="preserve">Truy vấn chỉ dùng điều kiện bằng</w:t>
+      </w:r>
+      <w:r>
+        <w:t xml:space="preserve"> (whereEqualTo), sắp xếp trong app, nên không cần tạo composite index. Quyền đọc/ghi từng collection nằm trong file firestore.rules của dự án.</w:t>
       </w:r>
     </w:p>
     <w:p>
@@ -6041,13 +5907,55 @@
         <w:pStyle w:val="Heading2"/>
       </w:pPr>
       <w:r>
-        <w:t xml:space="preserve">9. Ánh xạ màn hình Figma</w:t>
+        <w:t xml:space="preserve">9. Kiến trúc ứng dụng</w:t>
       </w:r>
     </w:p>
     <w:p>
       <w:pPr/>
       <w:r>
-        <w:t xml:space="preserve">Figma "food map VN" phủ 18/20 use case. 3 màn đã có giao diện Compose trong dự án (dùng dữ liệu giả).</w:t>
+        <w:t xml:space="preserve">Ứng dụng theo kiến trúc MVVM + Repository với luồng dữ liệu một chiều: giao diện gửi sự kiện xuống ViewModel, dữ liệu chảy ngược lên dưới dạng Flow. Đổi nguồn dữ liệu (dữ liệu giả, Firebase, sau này Cloud Functions) chỉ ảnh hưởng tầng dưới cùng.</w:t>
+      </w:r>
+    </w:p>
+    <w:p>
+      <w:pPr/>
+      <w:r>
+        <w:drawing>
+          <wp:inline distT="0" distB="0" distL="0" distR="0">
+            <wp:extent cx="5486400" cy="3445328"/>
+            <wp:docPr id="2" name="image2" descr="Kiến trúc MVVM + Repository · 4 tầng"/>
+            <a:graphic xmlns:a="http://schemas.openxmlformats.org/drawingml/2006/main">
+              <a:graphicData uri="http://schemas.openxmlformats.org/drawingml/2006/picture">
+                <pic:pic xmlns:pic="http://schemas.openxmlformats.org/drawingml/2006/picture">
+                  <pic:nvPicPr>
+                    <pic:cNvPr id="2" name="image2" descr="Kiến trúc MVVM + Repository · 4 tầng"/>
+                    <pic:cNvPicPr/>
+                  </pic:nvPicPr>
+                  <pic:blipFill>
+                    <a:blip r:embed="rId4"/>
+                    <a:stretch>
+                      <a:fillRect/>
+                    </a:stretch>
+                  </pic:blipFill>
+                  <pic:spPr>
+                    <a:xfrm>
+                      <a:off x="0" y="0"/>
+                      <a:ext cx="5486400" cy="3445328"/>
+                    </a:xfrm>
+                    <a:prstGeom prst="rect">
+                      <a:avLst/>
+                    </a:prstGeom>
+                  </pic:spPr>
+                </pic:pic>
+              </a:graphicData>
+            </a:graphic>
+          </wp:inline>
+        </w:drawing>
+      </w:r>
+    </w:p>
+    <w:p>
+      <w:pPr/>
+      <w:r>
+        <w:t xml:space="preserve">Kiến trúc MVVM + Repository · 4 tầng</w:t>
       </w:r>
     </w:p>
     <w:tbl>
@@ -6058,9 +5966,9 @@
         <w:tblLook w:val="04A0" w:firstRow="1" w:lastRow="0" w:firstColumn="0" w:lastColumn="0" w:noHBand="0" w:noVBand="1"/>
       </w:tblPr>
       <w:tblGrid>
-        <w:gridCol w:w="4990"/>
-        <w:gridCol w:w="1681"/>
-        <w:gridCol w:w="2687"/>
+        <w:gridCol w:w="2292"/>
+        <w:gridCol w:w="4584"/>
+        <w:gridCol w:w="2483"/>
       </w:tblGrid>
       <w:tr>
         <w:trPr>
@@ -6068,737 +5976,177 @@
         </w:trPr>
         <w:tc>
           <w:tcPr>
-            <w:tcW w:w="4990" w:type="dxa"/>
+            <w:tcW w:w="2292" w:type="dxa"/>
             <w:shd w:val="clear" w:color="auto" w:fill="F2F2F2"/>
           </w:tcPr>
           <w:p>
             <w:pPr/>
             <w:r>
-              <w:t xml:space="preserve">Màn Figma</w:t>
-            </w:r>
-          </w:p>
-        </w:tc>
-        <w:tc>
-          <w:tcPr>
-            <w:tcW w:w="1681" w:type="dxa"/>
+              <w:t xml:space="preserve">Tầng</w:t>
+            </w:r>
+          </w:p>
+        </w:tc>
+        <w:tc>
+          <w:tcPr>
+            <w:tcW w:w="4584" w:type="dxa"/>
             <w:shd w:val="clear" w:color="auto" w:fill="F2F2F2"/>
           </w:tcPr>
           <w:p>
             <w:pPr/>
             <w:r>
-              <w:t xml:space="preserve">Use case</w:t>
-            </w:r>
-          </w:p>
-        </w:tc>
-        <w:tc>
-          <w:tcPr>
-            <w:tcW w:w="2687" w:type="dxa"/>
+              <w:t xml:space="preserve">Trách nhiệm</w:t>
+            </w:r>
+          </w:p>
+        </w:tc>
+        <w:tc>
+          <w:tcPr>
+            <w:tcW w:w="2483" w:type="dxa"/>
             <w:shd w:val="clear" w:color="auto" w:fill="F2F2F2"/>
           </w:tcPr>
           <w:p>
             <w:pPr/>
             <w:r>
-              <w:t xml:space="preserve">Trạng thái code</w:t>
-            </w:r>
-          </w:p>
-        </w:tc>
-      </w:tr>
-      <w:tr>
-        <w:tc>
-          <w:tcPr>
-            <w:tcW w:w="4990" w:type="dxa"/>
-          </w:tcPr>
-          <w:p>
-            <w:pPr/>
-            <w:r>
-              <w:t xml:space="preserve">Splash, Chọn vùng</w:t>
-            </w:r>
-          </w:p>
-        </w:tc>
-        <w:tc>
-          <w:tcPr>
-            <w:tcW w:w="1681" w:type="dxa"/>
-          </w:tcPr>
-          <w:p>
-            <w:pPr/>
-            <w:r>
-              <w:t xml:space="preserve">UC-04</w:t>
-            </w:r>
-          </w:p>
-        </w:tc>
-        <w:tc>
-          <w:tcPr>
-            <w:tcW w:w="2687" w:type="dxa"/>
-          </w:tcPr>
-          <w:p>
-            <w:pPr/>
-            <w:r>
-              <w:t xml:space="preserve">Chưa làm</w:t>
-            </w:r>
-          </w:p>
-        </w:tc>
-      </w:tr>
-      <w:tr>
-        <w:tc>
-          <w:tcPr>
-            <w:tcW w:w="4990" w:type="dxa"/>
-          </w:tcPr>
-          <w:p>
-            <w:pPr/>
-            <w:r>
-              <w:t xml:space="preserve">Quên mật khẩu</w:t>
-            </w:r>
-          </w:p>
-        </w:tc>
-        <w:tc>
-          <w:tcPr>
-            <w:tcW w:w="1681" w:type="dxa"/>
-          </w:tcPr>
-          <w:p>
-            <w:pPr/>
-            <w:r>
-              <w:t xml:space="preserve">UC-03</w:t>
-            </w:r>
-          </w:p>
-        </w:tc>
-        <w:tc>
-          <w:tcPr>
-            <w:tcW w:w="2687" w:type="dxa"/>
-          </w:tcPr>
-          <w:p>
-            <w:pPr/>
-            <w:r>
-              <w:t xml:space="preserve">Chưa làm</w:t>
-            </w:r>
-          </w:p>
-        </w:tc>
-      </w:tr>
-      <w:tr>
-        <w:tc>
-          <w:tcPr>
-            <w:tcW w:w="4990" w:type="dxa"/>
-          </w:tcPr>
-          <w:p>
-            <w:pPr/>
-            <w:r>
-              <w:t xml:space="preserve">Khám phá</w:t>
-            </w:r>
-          </w:p>
-        </w:tc>
-        <w:tc>
-          <w:tcPr>
-            <w:tcW w:w="1681" w:type="dxa"/>
-          </w:tcPr>
-          <w:p>
-            <w:pPr/>
-            <w:r>
-              <w:t xml:space="preserve">UC-05</w:t>
-            </w:r>
-          </w:p>
-        </w:tc>
-        <w:tc>
-          <w:tcPr>
-            <w:tcW w:w="2687" w:type="dxa"/>
-          </w:tcPr>
-          <w:p>
-            <w:pPr/>
-            <w:r>
-              <w:t xml:space="preserve">Đã có UI + ViewModel</w:t>
-            </w:r>
-          </w:p>
-        </w:tc>
-      </w:tr>
-      <w:tr>
-        <w:tc>
-          <w:tcPr>
-            <w:tcW w:w="4990" w:type="dxa"/>
-          </w:tcPr>
-          <w:p>
-            <w:pPr/>
-            <w:r>
-              <w:t xml:space="preserve">Bộ lọc</w:t>
-            </w:r>
-          </w:p>
-        </w:tc>
-        <w:tc>
-          <w:tcPr>
-            <w:tcW w:w="1681" w:type="dxa"/>
-          </w:tcPr>
-          <w:p>
-            <w:pPr/>
-            <w:r>
-              <w:t xml:space="preserve">UC-05</w:t>
-            </w:r>
-          </w:p>
-        </w:tc>
-        <w:tc>
-          <w:tcPr>
-            <w:tcW w:w="2687" w:type="dxa"/>
-          </w:tcPr>
-          <w:p>
-            <w:pPr/>
-            <w:r>
-              <w:t xml:space="preserve">Chưa làm</w:t>
-            </w:r>
-          </w:p>
-        </w:tc>
-      </w:tr>
-      <w:tr>
-        <w:tc>
-          <w:tcPr>
-            <w:tcW w:w="4990" w:type="dxa"/>
-          </w:tcPr>
-          <w:p>
-            <w:pPr/>
-            <w:r>
-              <w:t xml:space="preserve">Tìm kiếm</w:t>
-            </w:r>
-          </w:p>
-        </w:tc>
-        <w:tc>
-          <w:tcPr>
-            <w:tcW w:w="1681" w:type="dxa"/>
-          </w:tcPr>
-          <w:p>
-            <w:pPr/>
-            <w:r>
-              <w:t xml:space="preserve">UC-06</w:t>
-            </w:r>
-          </w:p>
-        </w:tc>
-        <w:tc>
-          <w:tcPr>
-            <w:tcW w:w="2687" w:type="dxa"/>
-          </w:tcPr>
-          <w:p>
-            <w:pPr/>
-            <w:r>
-              <w:t xml:space="preserve">Chưa làm</w:t>
-            </w:r>
-          </w:p>
-        </w:tc>
-      </w:tr>
-      <w:tr>
-        <w:tc>
-          <w:tcPr>
-            <w:tcW w:w="4990" w:type="dxa"/>
-          </w:tcPr>
-          <w:p>
-            <w:pPr/>
-            <w:r>
-              <w:t xml:space="preserve">Bản đồ quán</w:t>
-            </w:r>
-          </w:p>
-        </w:tc>
-        <w:tc>
-          <w:tcPr>
-            <w:tcW w:w="1681" w:type="dxa"/>
-          </w:tcPr>
-          <w:p>
-            <w:pPr/>
-            <w:r>
-              <w:t xml:space="preserve">UC-07</w:t>
-            </w:r>
-          </w:p>
-        </w:tc>
-        <w:tc>
-          <w:tcPr>
-            <w:tcW w:w="2687" w:type="dxa"/>
-          </w:tcPr>
-          <w:p>
-            <w:pPr/>
-            <w:r>
-              <w:t xml:space="preserve">Màn tạm</w:t>
-            </w:r>
-          </w:p>
-        </w:tc>
-      </w:tr>
-      <w:tr>
-        <w:tc>
-          <w:tcPr>
-            <w:tcW w:w="4990" w:type="dxa"/>
-          </w:tcPr>
-          <w:p>
-            <w:pPr/>
-            <w:r>
-              <w:t xml:space="preserve">Chi tiết đặc sản</w:t>
-            </w:r>
-          </w:p>
-        </w:tc>
-        <w:tc>
-          <w:tcPr>
-            <w:tcW w:w="1681" w:type="dxa"/>
-          </w:tcPr>
-          <w:p>
-            <w:pPr/>
-            <w:r>
-              <w:t xml:space="preserve">UC-08</w:t>
-            </w:r>
-          </w:p>
-        </w:tc>
-        <w:tc>
-          <w:tcPr>
-            <w:tcW w:w="2687" w:type="dxa"/>
-          </w:tcPr>
-          <w:p>
-            <w:pPr/>
-            <w:r>
-              <w:t xml:space="preserve">Chưa làm</w:t>
-            </w:r>
-          </w:p>
-        </w:tc>
-      </w:tr>
-      <w:tr>
-        <w:tc>
-          <w:tcPr>
-            <w:tcW w:w="4990" w:type="dxa"/>
-          </w:tcPr>
-          <w:p>
-            <w:pPr/>
-            <w:r>
-              <w:t xml:space="preserve">Chi tiết quán, Chi tiết quán · Cảnh báo giá</w:t>
-            </w:r>
-          </w:p>
-        </w:tc>
-        <w:tc>
-          <w:tcPr>
-            <w:tcW w:w="1681" w:type="dxa"/>
-          </w:tcPr>
-          <w:p>
-            <w:pPr/>
-            <w:r>
-              <w:t xml:space="preserve">UC-09</w:t>
-            </w:r>
-          </w:p>
-        </w:tc>
-        <w:tc>
-          <w:tcPr>
-            <w:tcW w:w="2687" w:type="dxa"/>
-          </w:tcPr>
-          <w:p>
-            <w:pPr/>
-            <w:r>
-              <w:t xml:space="preserve">Chưa làm</w:t>
-            </w:r>
-          </w:p>
-        </w:tc>
-      </w:tr>
-      <w:tr>
-        <w:tc>
-          <w:tcPr>
-            <w:tcW w:w="4990" w:type="dxa"/>
-          </w:tcPr>
-          <w:p>
-            <w:pPr/>
-            <w:r>
-              <w:t xml:space="preserve">Danh sách đánh giá</w:t>
-            </w:r>
-          </w:p>
-        </w:tc>
-        <w:tc>
-          <w:tcPr>
-            <w:tcW w:w="1681" w:type="dxa"/>
-          </w:tcPr>
-          <w:p>
-            <w:pPr/>
-            <w:r>
-              <w:t xml:space="preserve">UC-09</w:t>
-            </w:r>
-          </w:p>
-        </w:tc>
-        <w:tc>
-          <w:tcPr>
-            <w:tcW w:w="2687" w:type="dxa"/>
-          </w:tcPr>
-          <w:p>
-            <w:pPr/>
-            <w:r>
-              <w:t xml:space="preserve">Chưa làm</w:t>
-            </w:r>
-          </w:p>
-        </w:tc>
-      </w:tr>
-      <w:tr>
-        <w:tc>
-          <w:tcPr>
-            <w:tcW w:w="4990" w:type="dxa"/>
-          </w:tcPr>
-          <w:p>
-            <w:pPr/>
-            <w:r>
-              <w:t xml:space="preserve">Món muốn ăn (Đã lưu)</w:t>
-            </w:r>
-          </w:p>
-        </w:tc>
-        <w:tc>
-          <w:tcPr>
-            <w:tcW w:w="1681" w:type="dxa"/>
-          </w:tcPr>
-          <w:p>
-            <w:pPr/>
-            <w:r>
-              <w:t xml:space="preserve">UC-10, UC-11</w:t>
-            </w:r>
-          </w:p>
-        </w:tc>
-        <w:tc>
-          <w:tcPr>
-            <w:tcW w:w="2687" w:type="dxa"/>
-          </w:tcPr>
-          <w:p>
-            <w:pPr/>
-            <w:r>
-              <w:t xml:space="preserve">Đã có UI + ViewModel</w:t>
-            </w:r>
-          </w:p>
-        </w:tc>
-      </w:tr>
-      <w:tr>
-        <w:tc>
-          <w:tcPr>
-            <w:tcW w:w="4990" w:type="dxa"/>
-          </w:tcPr>
-          <w:p>
-            <w:pPr/>
-            <w:r>
-              <w:t xml:space="preserve">Check-in, Check-in · Thành công</w:t>
-            </w:r>
-          </w:p>
-        </w:tc>
-        <w:tc>
-          <w:tcPr>
-            <w:tcW w:w="1681" w:type="dxa"/>
-          </w:tcPr>
-          <w:p>
-            <w:pPr/>
-            <w:r>
-              <w:t xml:space="preserve">UC-12</w:t>
-            </w:r>
-          </w:p>
-        </w:tc>
-        <w:tc>
-          <w:tcPr>
-            <w:tcW w:w="2687" w:type="dxa"/>
-          </w:tcPr>
-          <w:p>
-            <w:pPr/>
-            <w:r>
-              <w:t xml:space="preserve">Chưa làm</w:t>
-            </w:r>
-          </w:p>
-        </w:tc>
-      </w:tr>
-      <w:tr>
-        <w:tc>
-          <w:tcPr>
-            <w:tcW w:w="4990" w:type="dxa"/>
-          </w:tcPr>
-          <w:p>
-            <w:pPr/>
-            <w:r>
-              <w:t xml:space="preserve">Viết đánh giá</w:t>
-            </w:r>
-          </w:p>
-        </w:tc>
-        <w:tc>
-          <w:tcPr>
-            <w:tcW w:w="1681" w:type="dxa"/>
-          </w:tcPr>
-          <w:p>
-            <w:pPr/>
-            <w:r>
-              <w:t xml:space="preserve">UC-13</w:t>
-            </w:r>
-          </w:p>
-        </w:tc>
-        <w:tc>
-          <w:tcPr>
-            <w:tcW w:w="2687" w:type="dxa"/>
-          </w:tcPr>
-          <w:p>
-            <w:pPr/>
-            <w:r>
-              <w:t xml:space="preserve">Chưa làm</w:t>
-            </w:r>
-          </w:p>
-        </w:tc>
-      </w:tr>
-      <w:tr>
-        <w:tc>
-          <w:tcPr>
-            <w:tcW w:w="4990" w:type="dxa"/>
-          </w:tcPr>
-          <w:p>
-            <w:pPr/>
-            <w:r>
-              <w:t xml:space="preserve">Đề xuất quán · Bước 1, Bước 2, Đề xuất của tôi</w:t>
-            </w:r>
-          </w:p>
-        </w:tc>
-        <w:tc>
-          <w:tcPr>
-            <w:tcW w:w="1681" w:type="dxa"/>
-          </w:tcPr>
-          <w:p>
-            <w:pPr/>
-            <w:r>
-              <w:t xml:space="preserve">UC-14</w:t>
-            </w:r>
-          </w:p>
-        </w:tc>
-        <w:tc>
-          <w:tcPr>
-            <w:tcW w:w="2687" w:type="dxa"/>
-          </w:tcPr>
-          <w:p>
-            <w:pPr/>
-            <w:r>
-              <w:t xml:space="preserve">Chưa làm</w:t>
-            </w:r>
-          </w:p>
-        </w:tc>
-      </w:tr>
-      <w:tr>
-        <w:tc>
-          <w:tcPr>
-            <w:tcW w:w="4990" w:type="dxa"/>
-          </w:tcPr>
-          <w:p>
-            <w:pPr/>
-            <w:r>
-              <w:t xml:space="preserve">Báo cáo vi phạm</w:t>
-            </w:r>
-          </w:p>
-        </w:tc>
-        <w:tc>
-          <w:tcPr>
-            <w:tcW w:w="1681" w:type="dxa"/>
-          </w:tcPr>
-          <w:p>
-            <w:pPr/>
-            <w:r>
-              <w:t xml:space="preserve">UC-15</w:t>
-            </w:r>
-          </w:p>
-        </w:tc>
-        <w:tc>
-          <w:tcPr>
-            <w:tcW w:w="2687" w:type="dxa"/>
-          </w:tcPr>
-          <w:p>
-            <w:pPr/>
-            <w:r>
-              <w:t xml:space="preserve">Chưa làm</w:t>
-            </w:r>
-          </w:p>
-        </w:tc>
-      </w:tr>
-      <w:tr>
-        <w:tc>
-          <w:tcPr>
-            <w:tcW w:w="4990" w:type="dxa"/>
-          </w:tcPr>
-          <w:p>
-            <w:pPr/>
-            <w:r>
-              <w:t xml:space="preserve">Hồ sơ cá nhân</w:t>
-            </w:r>
-          </w:p>
-        </w:tc>
-        <w:tc>
-          <w:tcPr>
-            <w:tcW w:w="1681" w:type="dxa"/>
-          </w:tcPr>
-          <w:p>
-            <w:pPr/>
-            <w:r>
-              <w:t xml:space="preserve">UC-16</w:t>
-            </w:r>
-          </w:p>
-        </w:tc>
-        <w:tc>
-          <w:tcPr>
-            <w:tcW w:w="2687" w:type="dxa"/>
-          </w:tcPr>
-          <w:p>
-            <w:pPr/>
-            <w:r>
-              <w:t xml:space="preserve">Đã có UI + ViewModel</w:t>
-            </w:r>
-          </w:p>
-        </w:tc>
-      </w:tr>
-      <w:tr>
-        <w:tc>
-          <w:tcPr>
-            <w:tcW w:w="4990" w:type="dxa"/>
-          </w:tcPr>
-          <w:p>
-            <w:pPr/>
-            <w:r>
-              <w:t xml:space="preserve">Thông báo</w:t>
-            </w:r>
-          </w:p>
-        </w:tc>
-        <w:tc>
-          <w:tcPr>
-            <w:tcW w:w="1681" w:type="dxa"/>
-          </w:tcPr>
-          <w:p>
-            <w:pPr/>
-            <w:r>
-              <w:t xml:space="preserve">UC-16</w:t>
-            </w:r>
-          </w:p>
-        </w:tc>
-        <w:tc>
-          <w:tcPr>
-            <w:tcW w:w="2687" w:type="dxa"/>
-          </w:tcPr>
-          <w:p>
-            <w:pPr/>
-            <w:r>
-              <w:t xml:space="preserve">Chưa làm</w:t>
-            </w:r>
-          </w:p>
-        </w:tc>
-      </w:tr>
-      <w:tr>
-        <w:tc>
-          <w:tcPr>
-            <w:tcW w:w="4990" w:type="dxa"/>
-          </w:tcPr>
-          <w:p>
-            <w:pPr/>
-            <w:r>
-              <w:t xml:space="preserve">Admin tổng quan</w:t>
-            </w:r>
-          </w:p>
-        </w:tc>
-        <w:tc>
-          <w:tcPr>
-            <w:tcW w:w="1681" w:type="dxa"/>
-          </w:tcPr>
-          <w:p>
-            <w:pPr/>
-            <w:r>
-              <w:t xml:space="preserve">UC-20</w:t>
-            </w:r>
-          </w:p>
-        </w:tc>
-        <w:tc>
-          <w:tcPr>
-            <w:tcW w:w="2687" w:type="dxa"/>
-          </w:tcPr>
-          <w:p>
-            <w:pPr/>
-            <w:r>
-              <w:t xml:space="preserve">Chưa làm</w:t>
-            </w:r>
-          </w:p>
-        </w:tc>
-      </w:tr>
-      <w:tr>
-        <w:tc>
-          <w:tcPr>
-            <w:tcW w:w="4990" w:type="dxa"/>
-          </w:tcPr>
-          <w:p>
-            <w:pPr/>
-            <w:r>
-              <w:t xml:space="preserve">Admin duyệt quán, Admin duyệt quán (chi tiết)</w:t>
-            </w:r>
-          </w:p>
-        </w:tc>
-        <w:tc>
-          <w:tcPr>
-            <w:tcW w:w="1681" w:type="dxa"/>
-          </w:tcPr>
-          <w:p>
-            <w:pPr/>
-            <w:r>
-              <w:t xml:space="preserve">UC-17</w:t>
-            </w:r>
-          </w:p>
-        </w:tc>
-        <w:tc>
-          <w:tcPr>
-            <w:tcW w:w="2687" w:type="dxa"/>
-          </w:tcPr>
-          <w:p>
-            <w:pPr/>
-            <w:r>
-              <w:t xml:space="preserve">Chưa làm</w:t>
-            </w:r>
-          </w:p>
-        </w:tc>
-      </w:tr>
-      <w:tr>
-        <w:tc>
-          <w:tcPr>
-            <w:tcW w:w="4990" w:type="dxa"/>
-          </w:tcPr>
-          <w:p>
-            <w:pPr/>
-            <w:r>
-              <w:t xml:space="preserve">Admin đặc sản &amp; vùng</w:t>
-            </w:r>
-          </w:p>
-        </w:tc>
-        <w:tc>
-          <w:tcPr>
-            <w:tcW w:w="1681" w:type="dxa"/>
-          </w:tcPr>
-          <w:p>
-            <w:pPr/>
-            <w:r>
-              <w:t xml:space="preserve">UC-18</w:t>
-            </w:r>
-          </w:p>
-        </w:tc>
-        <w:tc>
-          <w:tcPr>
-            <w:tcW w:w="2687" w:type="dxa"/>
-          </w:tcPr>
-          <w:p>
-            <w:pPr/>
-            <w:r>
-              <w:t xml:space="preserve">Chưa làm</w:t>
-            </w:r>
-          </w:p>
-        </w:tc>
-      </w:tr>
-      <w:tr>
-        <w:tc>
-          <w:tcPr>
-            <w:tcW w:w="4990" w:type="dxa"/>
-          </w:tcPr>
-          <w:p>
-            <w:pPr/>
-            <w:r>
-              <w:t xml:space="preserve">Admin người dùng, Admin báo cáo</w:t>
-            </w:r>
-          </w:p>
-        </w:tc>
-        <w:tc>
-          <w:tcPr>
-            <w:tcW w:w="1681" w:type="dxa"/>
-          </w:tcPr>
-          <w:p>
-            <w:pPr/>
-            <w:r>
-              <w:t xml:space="preserve">UC-19</w:t>
-            </w:r>
-          </w:p>
-        </w:tc>
-        <w:tc>
-          <w:tcPr>
-            <w:tcW w:w="2687" w:type="dxa"/>
-          </w:tcPr>
-          <w:p>
-            <w:pPr/>
-            <w:r>
-              <w:t xml:space="preserve">Chưa làm</w:t>
+              <w:t xml:space="preserve">Không được làm</w:t>
+            </w:r>
+          </w:p>
+        </w:tc>
+      </w:tr>
+      <w:tr>
+        <w:tc>
+          <w:tcPr>
+            <w:tcW w:w="2292" w:type="dxa"/>
+          </w:tcPr>
+          <w:p>
+            <w:pPr/>
+            <w:r>
+              <w:t xml:space="preserve">UI (Screen + Route)</w:t>
+            </w:r>
+          </w:p>
+        </w:tc>
+        <w:tc>
+          <w:tcPr>
+            <w:tcW w:w="4584" w:type="dxa"/>
+          </w:tcPr>
+          <w:p>
+            <w:pPr/>
+            <w:r>
+              <w:t xml:space="preserve">Hiển thị UiState, báo sự kiện lên ViewModel</w:t>
+            </w:r>
+          </w:p>
+        </w:tc>
+        <w:tc>
+          <w:tcPr>
+            <w:tcW w:w="2483" w:type="dxa"/>
+          </w:tcPr>
+          <w:p>
+            <w:pPr/>
+            <w:r>
+              <w:t xml:space="preserve">Gọi Repository, Firebase trực tiếp</w:t>
+            </w:r>
+          </w:p>
+        </w:tc>
+      </w:tr>
+      <w:tr>
+        <w:tc>
+          <w:tcPr>
+            <w:tcW w:w="2292" w:type="dxa"/>
+          </w:tcPr>
+          <w:p>
+            <w:pPr/>
+            <w:r>
+              <w:t xml:space="preserve">ViewModel</w:t>
+            </w:r>
+          </w:p>
+        </w:tc>
+        <w:tc>
+          <w:tcPr>
+            <w:tcW w:w="4584" w:type="dxa"/>
+          </w:tcPr>
+          <w:p>
+            <w:pPr/>
+            <w:r>
+              <w:t xml:space="preserve">Ghép dữ liệu từ Repository thành UiState, xử lý sự kiện, gọi quy tắc trong domain</w:t>
+            </w:r>
+          </w:p>
+        </w:tc>
+        <w:tc>
+          <w:tcPr>
+            <w:tcW w:w="2483" w:type="dxa"/>
+          </w:tcPr>
+          <w:p>
+            <w:pPr/>
+            <w:r>
+              <w:t xml:space="preserve">Phụ thuộc vào Compose hay Firebase</w:t>
+            </w:r>
+          </w:p>
+        </w:tc>
+      </w:tr>
+      <w:tr>
+        <w:tc>
+          <w:tcPr>
+            <w:tcW w:w="2292" w:type="dxa"/>
+          </w:tcPr>
+          <w:p>
+            <w:pPr/>
+            <w:r>
+              <w:t xml:space="preserve">Repository</w:t>
+            </w:r>
+          </w:p>
+        </w:tc>
+        <w:tc>
+          <w:tcPr>
+            <w:tcW w:w="4584" w:type="dxa"/>
+          </w:tcPr>
+          <w:p>
+            <w:pPr/>
+            <w:r>
+              <w:t xml:space="preserve">Một interface cho mỗi nhóm dữ liệu; bản cài đặt đọc/ghi Firestore, Cloudinary, GPS</w:t>
+            </w:r>
+          </w:p>
+        </w:tc>
+        <w:tc>
+          <w:tcPr>
+            <w:tcW w:w="2483" w:type="dxa"/>
+          </w:tcPr>
+          <w:p>
+            <w:pPr/>
+            <w:r>
+              <w:t xml:space="preserve">Chứa quy tắc nghiệp vụ</w:t>
+            </w:r>
+          </w:p>
+        </w:tc>
+      </w:tr>
+      <w:tr>
+        <w:tc>
+          <w:tcPr>
+            <w:tcW w:w="2292" w:type="dxa"/>
+          </w:tcPr>
+          <w:p>
+            <w:pPr/>
+            <w:r>
+              <w:t xml:space="preserve">domain</w:t>
+            </w:r>
+          </w:p>
+        </w:tc>
+        <w:tc>
+          <w:tcPr>
+            <w:tcW w:w="4584" w:type="dxa"/>
+          </w:tcPr>
+          <w:p>
+            <w:pPr/>
+            <w:r>
+              <w:t xml:space="preserve">Quy tắc nghiệp vụ mục 5, Kotlin thuần, có unit test</w:t>
+            </w:r>
+          </w:p>
+        </w:tc>
+        <w:tc>
+          <w:tcPr>
+            <w:tcW w:w="2483" w:type="dxa"/>
+          </w:tcPr>
+          <w:p>
+            <w:pPr/>
+            <w:r>
+              <w:t xml:space="preserve">Phụ thuộc Android hay Firebase</w:t>
             </w:r>
           </w:p>
         </w:tc>
@@ -6807,7 +6155,55 @@
     <w:p>
       <w:pPr/>
       <w:r>
-        <w:t xml:space="preserve">Figma chưa có màn Đăng ký / Đăng nhập (UC-01, UC-02) và tab "Quán đã lưu".</w:t>
+        <w:rPr>
+          <w:b/>
+        </w:rPr>
+        <w:t xml:space="preserve">Cấu trúc thư mục</w:t>
+      </w:r>
+      <w:r>
+        <w:t xml:space="preserve"> (package com.example.foodmapvn)</w:t>
+      </w:r>
+    </w:p>
+    <w:p>
+      <w:pPr>
+        <w:pStyle w:val="Code"/>
+      </w:pPr>
+      <w:r>
+        <w:t xml:space="preserve">├─ MainActivity.kt, FoodMapApplication.kt</w:t>
+        <w:br/>
+        <w:t xml:space="preserve">├─ di/            AppContainer: tạo Repository dùng chung cho cả app</w:t>
+        <w:br/>
+        <w:t xml:space="preserve">├─ domain/        quy tắc nghiệp vụ (BusinessRules, …Validator, …Calculator)</w:t>
+        <w:br/>
+        <w:t xml:space="preserve">├─ data/</w:t>
+        <w:br/>
+        <w:t xml:space="preserve">│  ├─ model/       Dish, SavedDish, PlacePin, UserProfile...</w:t>
+        <w:br/>
+        <w:t xml:space="preserve">│  ├─ repository/  các interface</w:t>
+        <w:br/>
+        <w:t xml:space="preserve">│  ├─ firebase/    FirebaseAuthRepository, Firestore…Repository, mapper/</w:t>
+        <w:br/>
+        <w:t xml:space="preserve">│  ├─ cloudinary/  tải ảnh lên</w:t>
+        <w:br/>
+        <w:t xml:space="preserve">│  ├─ location/    lấy vị trí</w:t>
+        <w:br/>
+        <w:t xml:space="preserve">│  └─ fake/        dữ liệu giả</w:t>
+        <w:br/>
+        <w:t xml:space="preserve">└─ ui/</w:t>
+        <w:br/>
+        <w:t xml:space="preserve">   ├─ FoodMapApp.kt   theme + NavHost + 4 tab</w:t>
+        <w:br/>
+        <w:t xml:space="preserve">   ├─ navigation/ theme/ components/</w:t>
+        <w:br/>
+        <w:t xml:space="preserve">   └─ auth/ explore/ map/ saved/ profile/</w:t>
+        <w:br/>
+        <w:t xml:space="preserve">                   mỗi thư mục: Screen, UiState, ViewModel</w:t>
+      </w:r>
+    </w:p>
+    <w:p>
+      <w:pPr/>
+      <w:r>
+        <w:t xml:space="preserve">Ngoài mã nguồn, dự án có firestore.rules (phân quyền) và FIREBASE_SETUP.md (hướng dẫn nối Firebase, dữ liệu mẫu).</w:t>
       </w:r>
     </w:p>
     <w:p>
@@ -6815,13 +6211,636 @@
         <w:pStyle w:val="Heading2"/>
       </w:pPr>
       <w:r>
-        <w:t xml:space="preserve">10. Giả định và câu hỏi cần chốt</w:t>
+        <w:t xml:space="preserve">10. Công nghệ sử dụng</w:t>
       </w:r>
     </w:p>
     <w:p>
       <w:pPr/>
       <w:r>
-        <w:t xml:space="preserve">Tài liệu được viết từ các màn Figma và dữ liệu mẫu trên đó, nên các điểm dưới đây là giả định. Tích từng mục khi nhóm đã chốt.</w:t>
+        <w:t xml:space="preserve">Ứng dụng viết bằng Kotlin + Jetpack Compose, dùng Firebase làm backend (không tự viết server). Toàn bộ chạy trên các gói miễn phí, không cần thẻ thanh toán.</w:t>
+      </w:r>
+    </w:p>
+    <w:tbl>
+      <w:tblPr>
+        <w:tblStyle w:val="TableGrid"/>
+        <w:tblW w:w="0" w:type="auto"/>
+        <w:tblLayout w:type="fixed"/>
+        <w:tblLook w:val="04A0" w:firstRow="1" w:lastRow="0" w:firstColumn="0" w:lastColumn="0" w:noHBand="0" w:noVBand="1"/>
+      </w:tblPr>
+      <w:tblGrid>
+        <w:gridCol w:w="2689"/>
+        <w:gridCol w:w="2471"/>
+        <w:gridCol w:w="4200"/>
+      </w:tblGrid>
+      <w:tr>
+        <w:trPr>
+          <w:tblHeader/>
+        </w:trPr>
+        <w:tc>
+          <w:tcPr>
+            <w:tcW w:w="2689" w:type="dxa"/>
+            <w:shd w:val="clear" w:color="auto" w:fill="F2F2F2"/>
+          </w:tcPr>
+          <w:p>
+            <w:pPr/>
+            <w:r>
+              <w:t xml:space="preserve">Thành phần</w:t>
+            </w:r>
+          </w:p>
+        </w:tc>
+        <w:tc>
+          <w:tcPr>
+            <w:tcW w:w="2471" w:type="dxa"/>
+            <w:shd w:val="clear" w:color="auto" w:fill="F2F2F2"/>
+          </w:tcPr>
+          <w:p>
+            <w:pPr/>
+            <w:r>
+              <w:t xml:space="preserve">Công nghệ</w:t>
+            </w:r>
+          </w:p>
+        </w:tc>
+        <w:tc>
+          <w:tcPr>
+            <w:tcW w:w="4200" w:type="dxa"/>
+            <w:shd w:val="clear" w:color="auto" w:fill="F2F2F2"/>
+          </w:tcPr>
+          <w:p>
+            <w:pPr/>
+            <w:r>
+              <w:t xml:space="preserve">Vai trò</w:t>
+            </w:r>
+          </w:p>
+        </w:tc>
+      </w:tr>
+      <w:tr>
+        <w:tc>
+          <w:tcPr>
+            <w:tcW w:w="2689" w:type="dxa"/>
+          </w:tcPr>
+          <w:p>
+            <w:pPr/>
+            <w:r>
+              <w:t xml:space="preserve">Nền tảng / Ngôn ngữ</w:t>
+            </w:r>
+          </w:p>
+        </w:tc>
+        <w:tc>
+          <w:tcPr>
+            <w:tcW w:w="2471" w:type="dxa"/>
+          </w:tcPr>
+          <w:p>
+            <w:pPr/>
+            <w:r>
+              <w:t xml:space="preserve">Android, Kotlin 2.4</w:t>
+            </w:r>
+          </w:p>
+        </w:tc>
+        <w:tc>
+          <w:tcPr>
+            <w:tcW w:w="4200" w:type="dxa"/>
+          </w:tcPr>
+          <w:p>
+            <w:pPr/>
+            <w:r>
+              <w:t xml:space="preserve">Ứng dụng di động (minSdk 24)</w:t>
+            </w:r>
+          </w:p>
+        </w:tc>
+      </w:tr>
+      <w:tr>
+        <w:tc>
+          <w:tcPr>
+            <w:tcW w:w="2689" w:type="dxa"/>
+          </w:tcPr>
+          <w:p>
+            <w:pPr/>
+            <w:r>
+              <w:t xml:space="preserve">Giao diện</w:t>
+            </w:r>
+          </w:p>
+        </w:tc>
+        <w:tc>
+          <w:tcPr>
+            <w:tcW w:w="2471" w:type="dxa"/>
+          </w:tcPr>
+          <w:p>
+            <w:pPr/>
+            <w:r>
+              <w:t xml:space="preserve">Jetpack Compose (Material 3)</w:t>
+            </w:r>
+          </w:p>
+        </w:tc>
+        <w:tc>
+          <w:tcPr>
+            <w:tcW w:w="4200" w:type="dxa"/>
+          </w:tcPr>
+          <w:p>
+            <w:pPr/>
+            <w:r>
+              <w:t xml:space="preserve">Xây dựng UI theo hướng khai báo</w:t>
+            </w:r>
+          </w:p>
+        </w:tc>
+      </w:tr>
+      <w:tr>
+        <w:tc>
+          <w:tcPr>
+            <w:tcW w:w="2689" w:type="dxa"/>
+          </w:tcPr>
+          <w:p>
+            <w:pPr/>
+            <w:r>
+              <w:t xml:space="preserve">Kiến trúc</w:t>
+            </w:r>
+          </w:p>
+        </w:tc>
+        <w:tc>
+          <w:tcPr>
+            <w:tcW w:w="2471" w:type="dxa"/>
+          </w:tcPr>
+          <w:p>
+            <w:pPr/>
+            <w:r>
+              <w:t xml:space="preserve">MVVM + Repository, luồng dữ liệu một chiều (UDF)</w:t>
+            </w:r>
+          </w:p>
+        </w:tc>
+        <w:tc>
+          <w:tcPr>
+            <w:tcW w:w="4200" w:type="dxa"/>
+          </w:tcPr>
+          <w:p>
+            <w:pPr/>
+            <w:r>
+              <w:t xml:space="preserve">Tách giao diện, trạng thái và nguồn dữ liệu (mục 9)</w:t>
+            </w:r>
+          </w:p>
+        </w:tc>
+      </w:tr>
+      <w:tr>
+        <w:tc>
+          <w:tcPr>
+            <w:tcW w:w="2689" w:type="dxa"/>
+          </w:tcPr>
+          <w:p>
+            <w:pPr/>
+            <w:r>
+              <w:t xml:space="preserve">Bất đồng bộ</w:t>
+            </w:r>
+          </w:p>
+        </w:tc>
+        <w:tc>
+          <w:tcPr>
+            <w:tcW w:w="2471" w:type="dxa"/>
+          </w:tcPr>
+          <w:p>
+            <w:pPr/>
+            <w:r>
+              <w:t xml:space="preserve">Kotlin Coroutines + Flow</w:t>
+            </w:r>
+          </w:p>
+        </w:tc>
+        <w:tc>
+          <w:tcPr>
+            <w:tcW w:w="4200" w:type="dxa"/>
+          </w:tcPr>
+          <w:p>
+            <w:pPr/>
+            <w:r>
+              <w:t xml:space="preserve">Đọc dữ liệu theo thời gian thực, cập nhật UI</w:t>
+            </w:r>
+          </w:p>
+        </w:tc>
+      </w:tr>
+      <w:tr>
+        <w:tc>
+          <w:tcPr>
+            <w:tcW w:w="2689" w:type="dxa"/>
+          </w:tcPr>
+          <w:p>
+            <w:pPr/>
+            <w:r>
+              <w:t xml:space="preserve">Điều hướng</w:t>
+            </w:r>
+          </w:p>
+        </w:tc>
+        <w:tc>
+          <w:tcPr>
+            <w:tcW w:w="2471" w:type="dxa"/>
+          </w:tcPr>
+          <w:p>
+            <w:pPr/>
+            <w:r>
+              <w:t xml:space="preserve">Navigation Compose</w:t>
+            </w:r>
+          </w:p>
+        </w:tc>
+        <w:tc>
+          <w:tcPr>
+            <w:tcW w:w="4200" w:type="dxa"/>
+          </w:tcPr>
+          <w:p>
+            <w:pPr/>
+            <w:r>
+              <w:t xml:space="preserve">Chuyển giữa các màn hình</w:t>
+            </w:r>
+          </w:p>
+        </w:tc>
+      </w:tr>
+      <w:tr>
+        <w:tc>
+          <w:tcPr>
+            <w:tcW w:w="2689" w:type="dxa"/>
+          </w:tcPr>
+          <w:p>
+            <w:pPr/>
+            <w:r>
+              <w:t xml:space="preserve">Backend</w:t>
+            </w:r>
+          </w:p>
+        </w:tc>
+        <w:tc>
+          <w:tcPr>
+            <w:tcW w:w="2471" w:type="dxa"/>
+          </w:tcPr>
+          <w:p>
+            <w:pPr/>
+            <w:r>
+              <w:t xml:space="preserve">Firebase (BaaS, gói Spark miễn phí)</w:t>
+            </w:r>
+          </w:p>
+        </w:tc>
+        <w:tc>
+          <w:tcPr>
+            <w:tcW w:w="4200" w:type="dxa"/>
+          </w:tcPr>
+          <w:p>
+            <w:pPr/>
+            <w:r>
+              <w:t xml:space="preserve">Cung cấp xác thực và lưu trữ dữ liệu</w:t>
+            </w:r>
+          </w:p>
+        </w:tc>
+      </w:tr>
+      <w:tr>
+        <w:tc>
+          <w:tcPr>
+            <w:tcW w:w="2689" w:type="dxa"/>
+          </w:tcPr>
+          <w:p>
+            <w:pPr/>
+            <w:r>
+              <w:t xml:space="preserve">Xác thực</w:t>
+            </w:r>
+          </w:p>
+        </w:tc>
+        <w:tc>
+          <w:tcPr>
+            <w:tcW w:w="2471" w:type="dxa"/>
+          </w:tcPr>
+          <w:p>
+            <w:pPr/>
+            <w:r>
+              <w:t xml:space="preserve">Firebase Authentication</w:t>
+            </w:r>
+          </w:p>
+        </w:tc>
+        <w:tc>
+          <w:tcPr>
+            <w:tcW w:w="4200" w:type="dxa"/>
+          </w:tcPr>
+          <w:p>
+            <w:pPr/>
+            <w:r>
+              <w:t xml:space="preserve">Đăng ký, đăng nhập, quên mật khẩu (email/mật khẩu)</w:t>
+            </w:r>
+          </w:p>
+        </w:tc>
+      </w:tr>
+      <w:tr>
+        <w:tc>
+          <w:tcPr>
+            <w:tcW w:w="2689" w:type="dxa"/>
+          </w:tcPr>
+          <w:p>
+            <w:pPr/>
+            <w:r>
+              <w:t xml:space="preserve">Cơ sở dữ liệu</w:t>
+            </w:r>
+          </w:p>
+        </w:tc>
+        <w:tc>
+          <w:tcPr>
+            <w:tcW w:w="2471" w:type="dxa"/>
+          </w:tcPr>
+          <w:p>
+            <w:pPr/>
+            <w:r>
+              <w:t xml:space="preserve">Cloud Firestore (NoSQL)</w:t>
+            </w:r>
+          </w:p>
+        </w:tc>
+        <w:tc>
+          <w:tcPr>
+            <w:tcW w:w="4200" w:type="dxa"/>
+          </w:tcPr>
+          <w:p>
+            <w:pPr/>
+            <w:r>
+              <w:t xml:space="preserve">Lưu vùng, đặc sản, quán, đánh giá, check-in…; có sẵn bộ đệm offline</w:t>
+            </w:r>
+          </w:p>
+        </w:tc>
+      </w:tr>
+      <w:tr>
+        <w:tc>
+          <w:tcPr>
+            <w:tcW w:w="2689" w:type="dxa"/>
+          </w:tcPr>
+          <w:p>
+            <w:pPr/>
+            <w:r>
+              <w:t xml:space="preserve">Phân quyền dữ liệu</w:t>
+            </w:r>
+          </w:p>
+        </w:tc>
+        <w:tc>
+          <w:tcPr>
+            <w:tcW w:w="2471" w:type="dxa"/>
+          </w:tcPr>
+          <w:p>
+            <w:pPr/>
+            <w:r>
+              <w:t xml:space="preserve">Firestore Security Rules</w:t>
+            </w:r>
+          </w:p>
+        </w:tc>
+        <w:tc>
+          <w:tcPr>
+            <w:tcW w:w="4200" w:type="dxa"/>
+          </w:tcPr>
+          <w:p>
+            <w:pPr/>
+            <w:r>
+              <w:t xml:space="preserve">Người dùng chỉ sửa dữ liệu của mình; chỉ Admin duyệt quán</w:t>
+            </w:r>
+          </w:p>
+        </w:tc>
+      </w:tr>
+      <w:tr>
+        <w:tc>
+          <w:tcPr>
+            <w:tcW w:w="2689" w:type="dxa"/>
+          </w:tcPr>
+          <w:p>
+            <w:pPr/>
+            <w:r>
+              <w:t xml:space="preserve">Lưu trữ ảnh</w:t>
+            </w:r>
+          </w:p>
+        </w:tc>
+        <w:tc>
+          <w:tcPr>
+            <w:tcW w:w="2471" w:type="dxa"/>
+          </w:tcPr>
+          <w:p>
+            <w:pPr/>
+            <w:r>
+              <w:t xml:space="preserve">Cloudinary (gói Free)</w:t>
+            </w:r>
+          </w:p>
+        </w:tc>
+        <w:tc>
+          <w:tcPr>
+            <w:tcW w:w="4200" w:type="dxa"/>
+          </w:tcPr>
+          <w:p>
+            <w:pPr/>
+            <w:r>
+              <w:t xml:space="preserve">Lưu ảnh đánh giá, ảnh quán, ảnh đại diện; Firestore chỉ lưu đường dẫn</w:t>
+            </w:r>
+          </w:p>
+        </w:tc>
+      </w:tr>
+      <w:tr>
+        <w:tc>
+          <w:tcPr>
+            <w:tcW w:w="2689" w:type="dxa"/>
+          </w:tcPr>
+          <w:p>
+            <w:pPr/>
+            <w:r>
+              <w:t xml:space="preserve">Hiển thị ảnh</w:t>
+            </w:r>
+          </w:p>
+        </w:tc>
+        <w:tc>
+          <w:tcPr>
+            <w:tcW w:w="2471" w:type="dxa"/>
+          </w:tcPr>
+          <w:p>
+            <w:pPr/>
+            <w:r>
+              <w:t xml:space="preserve">Coil 3</w:t>
+            </w:r>
+          </w:p>
+        </w:tc>
+        <w:tc>
+          <w:tcPr>
+            <w:tcW w:w="4200" w:type="dxa"/>
+          </w:tcPr>
+          <w:p>
+            <w:pPr/>
+            <w:r>
+              <w:t xml:space="preserve">Tải và hiển thị ảnh từ URL trong Compose</w:t>
+            </w:r>
+          </w:p>
+        </w:tc>
+      </w:tr>
+      <w:tr>
+        <w:tc>
+          <w:tcPr>
+            <w:tcW w:w="2689" w:type="dxa"/>
+          </w:tcPr>
+          <w:p>
+            <w:pPr/>
+            <w:r>
+              <w:t xml:space="preserve">Bản đồ</w:t>
+            </w:r>
+          </w:p>
+        </w:tc>
+        <w:tc>
+          <w:tcPr>
+            <w:tcW w:w="2471" w:type="dxa"/>
+          </w:tcPr>
+          <w:p>
+            <w:pPr/>
+            <w:r>
+              <w:t xml:space="preserve">OpenStreetMap + thư viện osmdroid</w:t>
+            </w:r>
+          </w:p>
+        </w:tc>
+        <w:tc>
+          <w:tcPr>
+            <w:tcW w:w="4200" w:type="dxa"/>
+          </w:tcPr>
+          <w:p>
+            <w:pPr/>
+            <w:r>
+              <w:t xml:space="preserve">Bản đồ quán, ghim vị trí khi đề xuất quán; không cần API key</w:t>
+            </w:r>
+          </w:p>
+        </w:tc>
+      </w:tr>
+      <w:tr>
+        <w:tc>
+          <w:tcPr>
+            <w:tcW w:w="2689" w:type="dxa"/>
+          </w:tcPr>
+          <w:p>
+            <w:pPr/>
+            <w:r>
+              <w:t xml:space="preserve">Định vị</w:t>
+            </w:r>
+          </w:p>
+        </w:tc>
+        <w:tc>
+          <w:tcPr>
+            <w:tcW w:w="2471" w:type="dxa"/>
+          </w:tcPr>
+          <w:p>
+            <w:pPr/>
+            <w:r>
+              <w:t xml:space="preserve">Fused Location Provider (Google Play Services)</w:t>
+            </w:r>
+          </w:p>
+        </w:tc>
+        <w:tc>
+          <w:tcPr>
+            <w:tcW w:w="4200" w:type="dxa"/>
+          </w:tcPr>
+          <w:p>
+            <w:pPr/>
+            <w:r>
+              <w:t xml:space="preserve">Lấy vị trí để check-in và tính khoảng cách</w:t>
+            </w:r>
+          </w:p>
+        </w:tc>
+      </w:tr>
+      <w:tr>
+        <w:tc>
+          <w:tcPr>
+            <w:tcW w:w="2689" w:type="dxa"/>
+          </w:tcPr>
+          <w:p>
+            <w:pPr/>
+            <w:r>
+              <w:t xml:space="preserve">Xử lý nghiệp vụ</w:t>
+            </w:r>
+          </w:p>
+        </w:tc>
+        <w:tc>
+          <w:tcPr>
+            <w:tcW w:w="2471" w:type="dxa"/>
+          </w:tcPr>
+          <w:p>
+            <w:pPr/>
+            <w:r>
+              <w:t xml:space="preserve">Tầng domain trong app (Kotlin thuần)</w:t>
+            </w:r>
+          </w:p>
+        </w:tc>
+        <w:tc>
+          <w:tcPr>
+            <w:tcW w:w="4200" w:type="dxa"/>
+          </w:tcPr>
+          <w:p>
+            <w:pPr/>
+            <w:r>
+              <w:t xml:space="preserve">Kiểm tra check-in, điểm uy tín, mặt bằng giá, huy hiệu</w:t>
+            </w:r>
+          </w:p>
+        </w:tc>
+      </w:tr>
+      <w:tr>
+        <w:tc>
+          <w:tcPr>
+            <w:tcW w:w="2689" w:type="dxa"/>
+          </w:tcPr>
+          <w:p>
+            <w:pPr/>
+            <w:r>
+              <w:t xml:space="preserve">Kiểm thử</w:t>
+            </w:r>
+          </w:p>
+        </w:tc>
+        <w:tc>
+          <w:tcPr>
+            <w:tcW w:w="2471" w:type="dxa"/>
+          </w:tcPr>
+          <w:p>
+            <w:pPr/>
+            <w:r>
+              <w:t xml:space="preserve">JUnit 4</w:t>
+            </w:r>
+          </w:p>
+        </w:tc>
+        <w:tc>
+          <w:tcPr>
+            <w:tcW w:w="4200" w:type="dxa"/>
+          </w:tcPr>
+          <w:p>
+            <w:pPr/>
+            <w:r>
+              <w:t xml:space="preserve">Unit test cho tầng domain</w:t>
+            </w:r>
+          </w:p>
+        </w:tc>
+      </w:tr>
+      <w:tr>
+        <w:tc>
+          <w:tcPr>
+            <w:tcW w:w="2689" w:type="dxa"/>
+          </w:tcPr>
+          <w:p>
+            <w:pPr/>
+            <w:r>
+              <w:t xml:space="preserve">Công cụ</w:t>
+            </w:r>
+          </w:p>
+        </w:tc>
+        <w:tc>
+          <w:tcPr>
+            <w:tcW w:w="2471" w:type="dxa"/>
+          </w:tcPr>
+          <w:p>
+            <w:pPr/>
+            <w:r>
+              <w:t xml:space="preserve">Android Studio, Figma, Firebase Console</w:t>
+            </w:r>
+          </w:p>
+        </w:tc>
+        <w:tc>
+          <w:tcPr>
+            <w:tcW w:w="4200" w:type="dxa"/>
+          </w:tcPr>
+          <w:p>
+            <w:pPr/>
+            <w:r>
+              <w:t xml:space="preserve">Lập trình, thiết kế giao diện, quản lý dữ liệu</w:t>
+            </w:r>
+          </w:p>
+        </w:tc>
+      </w:tr>
+    </w:tbl>
+    <w:p>
+      <w:pPr/>
+      <w:r>
+        <w:rPr>
+          <w:b/>
+        </w:rPr>
+        <w:t xml:space="preserve">Hạn chế đã biết</w:t>
       </w:r>
     </w:p>
     <w:p>
@@ -6829,11 +6848,11 @@
         <w:pStyle w:val="ListParagraph"/>
         <w:numPr>
           <w:ilvl w:val="0"/>
-          <w:numId w:val="14"/>
+          <w:numId w:val="15"/>
         </w:numPr>
       </w:pPr>
       <w:r>
-        <w:t xml:space="preserve">☐ Các ngưỡng BR-01 đến BR-13 (100 m, 12 giờ, 5 check-in, 20%, × 1,5...) có đúng ý nhóm không?</w:t>
+        <w:t xml:space="preserve">Logic nghiệp vụ chạy trên thiết bị nên có thể bị gian lận (ví dụ giả lập GPS); Security Rules chỉ giảm được một phần. Hướng phát triển: chuyển sang Cloud Functions (cần gói Blaze).</w:t>
       </w:r>
     </w:p>
     <w:p>
@@ -6841,11 +6860,11 @@
         <w:pStyle w:val="ListParagraph"/>
         <w:numPr>
           <w:ilvl w:val="0"/>
-          <w:numId w:val="14"/>
+          <w:numId w:val="15"/>
         </w:numPr>
       </w:pPr>
       <w:r>
-        <w:t xml:space="preserve">☐ Công thức điểm uy tín (BR-08): giữ trọng số 50/30/20 hay đơn giản hóa?</w:t>
+        <w:t xml:space="preserve">Gói Spark giới hạn 50.000 lượt đọc và 20.000 lượt ghi mỗi ngày trên Firestore, đủ cho đồ án và demo.</w:t>
       </w:r>
     </w:p>
     <w:p>
@@ -6853,11 +6872,11 @@
         <w:pStyle w:val="ListParagraph"/>
         <w:numPr>
           <w:ilvl w:val="0"/>
-          <w:numId w:val="14"/>
+          <w:numId w:val="15"/>
         </w:numPr>
       </w:pPr>
       <w:r>
-        <w:t xml:space="preserve">☐ Đăng ký bằng email, số điện thoại hay đăng nhập Google? (Figma chưa có màn Đăng ký / Đăng nhập)</w:t>
+        <w:t xml:space="preserve">Cloud Storage và Cloud Functions của Firebase không có trong gói Spark, nên ảnh dùng Cloudinary.</w:t>
       </w:r>
     </w:p>
     <w:p>
@@ -6865,11 +6884,834 @@
         <w:pStyle w:val="ListParagraph"/>
         <w:numPr>
           <w:ilvl w:val="0"/>
-          <w:numId w:val="14"/>
+          <w:numId w:val="15"/>
         </w:numPr>
       </w:pPr>
       <w:r>
-        <w:t xml:space="preserve">☐ Giao diện Admin làm trong cùng app Android hay là web riêng?</w:t>
+        <w:t xml:space="preserve">Firestore không truy vấn trực tiếp theo khoảng cách; "gần tôi" được lọc và sắp xếp trong app.</w:t>
+      </w:r>
+    </w:p>
+    <w:p>
+      <w:pPr>
+        <w:pStyle w:val="Heading2"/>
+      </w:pPr>
+      <w:r>
+        <w:t xml:space="preserve">11. Ánh xạ màn hình Figma</w:t>
+      </w:r>
+    </w:p>
+    <w:p>
+      <w:pPr/>
+      <w:r>
+        <w:t xml:space="preserve">Figma "food map VN" phủ 18/20 use case. Cột cuối ghi tình trạng mã nguồn ngày 17/10/2026; các màn đã làm chạy được với Firebase hoặc với dữ liệu giả khi chưa cấu hình Firebase.</w:t>
+      </w:r>
+    </w:p>
+    <w:tbl>
+      <w:tblPr>
+        <w:tblStyle w:val="TableGrid"/>
+        <w:tblW w:w="0" w:type="auto"/>
+        <w:tblLayout w:type="fixed"/>
+        <w:tblLook w:val="04A0" w:firstRow="1" w:lastRow="0" w:firstColumn="0" w:lastColumn="0" w:noHBand="0" w:noVBand="1"/>
+      </w:tblPr>
+      <w:tblGrid>
+        <w:gridCol w:w="3300"/>
+        <w:gridCol w:w="1658"/>
+        <w:gridCol w:w="4402"/>
+      </w:tblGrid>
+      <w:tr>
+        <w:trPr>
+          <w:tblHeader/>
+        </w:trPr>
+        <w:tc>
+          <w:tcPr>
+            <w:tcW w:w="3300" w:type="dxa"/>
+            <w:shd w:val="clear" w:color="auto" w:fill="F2F2F2"/>
+          </w:tcPr>
+          <w:p>
+            <w:pPr/>
+            <w:r>
+              <w:t xml:space="preserve">Màn Figma</w:t>
+            </w:r>
+          </w:p>
+        </w:tc>
+        <w:tc>
+          <w:tcPr>
+            <w:tcW w:w="1658" w:type="dxa"/>
+            <w:shd w:val="clear" w:color="auto" w:fill="F2F2F2"/>
+          </w:tcPr>
+          <w:p>
+            <w:pPr/>
+            <w:r>
+              <w:t xml:space="preserve">Use case</w:t>
+            </w:r>
+          </w:p>
+        </w:tc>
+        <w:tc>
+          <w:tcPr>
+            <w:tcW w:w="4402" w:type="dxa"/>
+            <w:shd w:val="clear" w:color="auto" w:fill="F2F2F2"/>
+          </w:tcPr>
+          <w:p>
+            <w:pPr/>
+            <w:r>
+              <w:t xml:space="preserve">Trạng thái code</w:t>
+            </w:r>
+          </w:p>
+        </w:tc>
+      </w:tr>
+      <w:tr>
+        <w:tc>
+          <w:tcPr>
+            <w:tcW w:w="3300" w:type="dxa"/>
+          </w:tcPr>
+          <w:p>
+            <w:pPr/>
+            <w:r>
+              <w:t xml:space="preserve">(không có trong Figma) Đăng nhập, Đăng ký</w:t>
+            </w:r>
+          </w:p>
+        </w:tc>
+        <w:tc>
+          <w:tcPr>
+            <w:tcW w:w="1658" w:type="dxa"/>
+          </w:tcPr>
+          <w:p>
+            <w:pPr/>
+            <w:r>
+              <w:t xml:space="preserve">UC-01, UC-02</w:t>
+            </w:r>
+          </w:p>
+        </w:tc>
+        <w:tc>
+          <w:tcPr>
+            <w:tcW w:w="4402" w:type="dxa"/>
+          </w:tcPr>
+          <w:p>
+            <w:pPr/>
+            <w:r>
+              <w:t xml:space="preserve">Đã có UI + ViewModel, nối Firebase Auth</w:t>
+            </w:r>
+          </w:p>
+        </w:tc>
+      </w:tr>
+      <w:tr>
+        <w:tc>
+          <w:tcPr>
+            <w:tcW w:w="3300" w:type="dxa"/>
+          </w:tcPr>
+          <w:p>
+            <w:pPr/>
+            <w:r>
+              <w:t xml:space="preserve">Quên mật khẩu</w:t>
+            </w:r>
+          </w:p>
+        </w:tc>
+        <w:tc>
+          <w:tcPr>
+            <w:tcW w:w="1658" w:type="dxa"/>
+          </w:tcPr>
+          <w:p>
+            <w:pPr/>
+            <w:r>
+              <w:t xml:space="preserve">UC-03</w:t>
+            </w:r>
+          </w:p>
+        </w:tc>
+        <w:tc>
+          <w:tcPr>
+            <w:tcW w:w="4402" w:type="dxa"/>
+          </w:tcPr>
+          <w:p>
+            <w:pPr/>
+            <w:r>
+              <w:t xml:space="preserve">Đã có UI + ViewModel, nối Firebase Auth</w:t>
+            </w:r>
+          </w:p>
+        </w:tc>
+      </w:tr>
+      <w:tr>
+        <w:tc>
+          <w:tcPr>
+            <w:tcW w:w="3300" w:type="dxa"/>
+          </w:tcPr>
+          <w:p>
+            <w:pPr/>
+            <w:r>
+              <w:t xml:space="preserve">Splash, Chọn vùng</w:t>
+            </w:r>
+          </w:p>
+        </w:tc>
+        <w:tc>
+          <w:tcPr>
+            <w:tcW w:w="1658" w:type="dxa"/>
+          </w:tcPr>
+          <w:p>
+            <w:pPr/>
+            <w:r>
+              <w:t xml:space="preserve">UC-04</w:t>
+            </w:r>
+          </w:p>
+        </w:tc>
+        <w:tc>
+          <w:tcPr>
+            <w:tcW w:w="4402" w:type="dxa"/>
+          </w:tcPr>
+          <w:p>
+            <w:pPr/>
+            <w:r>
+              <w:t xml:space="preserve">Chưa làm (đang cố định vùng Huế)</w:t>
+            </w:r>
+          </w:p>
+        </w:tc>
+      </w:tr>
+      <w:tr>
+        <w:tc>
+          <w:tcPr>
+            <w:tcW w:w="3300" w:type="dxa"/>
+          </w:tcPr>
+          <w:p>
+            <w:pPr/>
+            <w:r>
+              <w:t xml:space="preserve">Khám phá</w:t>
+            </w:r>
+          </w:p>
+        </w:tc>
+        <w:tc>
+          <w:tcPr>
+            <w:tcW w:w="1658" w:type="dxa"/>
+          </w:tcPr>
+          <w:p>
+            <w:pPr/>
+            <w:r>
+              <w:t xml:space="preserve">UC-05</w:t>
+            </w:r>
+          </w:p>
+        </w:tc>
+        <w:tc>
+          <w:tcPr>
+            <w:tcW w:w="4402" w:type="dxa"/>
+          </w:tcPr>
+          <w:p>
+            <w:pPr/>
+            <w:r>
+              <w:t xml:space="preserve">Đã có UI + ViewModel + Repository</w:t>
+            </w:r>
+          </w:p>
+        </w:tc>
+      </w:tr>
+      <w:tr>
+        <w:tc>
+          <w:tcPr>
+            <w:tcW w:w="3300" w:type="dxa"/>
+          </w:tcPr>
+          <w:p>
+            <w:pPr/>
+            <w:r>
+              <w:t xml:space="preserve">Bộ lọc</w:t>
+            </w:r>
+          </w:p>
+        </w:tc>
+        <w:tc>
+          <w:tcPr>
+            <w:tcW w:w="1658" w:type="dxa"/>
+          </w:tcPr>
+          <w:p>
+            <w:pPr/>
+            <w:r>
+              <w:t xml:space="preserve">UC-05</w:t>
+            </w:r>
+          </w:p>
+        </w:tc>
+        <w:tc>
+          <w:tcPr>
+            <w:tcW w:w="4402" w:type="dxa"/>
+          </w:tcPr>
+          <w:p>
+            <w:pPr/>
+            <w:r>
+              <w:t xml:space="preserve">Chưa làm (mới có lọc nhanh theo món)</w:t>
+            </w:r>
+          </w:p>
+        </w:tc>
+      </w:tr>
+      <w:tr>
+        <w:tc>
+          <w:tcPr>
+            <w:tcW w:w="3300" w:type="dxa"/>
+          </w:tcPr>
+          <w:p>
+            <w:pPr/>
+            <w:r>
+              <w:t xml:space="preserve">Tìm kiếm</w:t>
+            </w:r>
+          </w:p>
+        </w:tc>
+        <w:tc>
+          <w:tcPr>
+            <w:tcW w:w="1658" w:type="dxa"/>
+          </w:tcPr>
+          <w:p>
+            <w:pPr/>
+            <w:r>
+              <w:t xml:space="preserve">UC-06</w:t>
+            </w:r>
+          </w:p>
+        </w:tc>
+        <w:tc>
+          <w:tcPr>
+            <w:tcW w:w="4402" w:type="dxa"/>
+          </w:tcPr>
+          <w:p>
+            <w:pPr/>
+            <w:r>
+              <w:t xml:space="preserve">Chưa làm</w:t>
+            </w:r>
+          </w:p>
+        </w:tc>
+      </w:tr>
+      <w:tr>
+        <w:tc>
+          <w:tcPr>
+            <w:tcW w:w="3300" w:type="dxa"/>
+          </w:tcPr>
+          <w:p>
+            <w:pPr/>
+            <w:r>
+              <w:t xml:space="preserve">Bản đồ quán</w:t>
+            </w:r>
+          </w:p>
+        </w:tc>
+        <w:tc>
+          <w:tcPr>
+            <w:tcW w:w="1658" w:type="dxa"/>
+          </w:tcPr>
+          <w:p>
+            <w:pPr/>
+            <w:r>
+              <w:t xml:space="preserve">UC-07</w:t>
+            </w:r>
+          </w:p>
+        </w:tc>
+        <w:tc>
+          <w:tcPr>
+            <w:tcW w:w="4402" w:type="dxa"/>
+          </w:tcPr>
+          <w:p>
+            <w:pPr/>
+            <w:r>
+              <w:t xml:space="preserve">Đã có bản cơ bản (osmdroid): ghim quán, vị trí của tôi</w:t>
+            </w:r>
+          </w:p>
+        </w:tc>
+      </w:tr>
+      <w:tr>
+        <w:tc>
+          <w:tcPr>
+            <w:tcW w:w="3300" w:type="dxa"/>
+          </w:tcPr>
+          <w:p>
+            <w:pPr/>
+            <w:r>
+              <w:t xml:space="preserve">Chi tiết đặc sản</w:t>
+            </w:r>
+          </w:p>
+        </w:tc>
+        <w:tc>
+          <w:tcPr>
+            <w:tcW w:w="1658" w:type="dxa"/>
+          </w:tcPr>
+          <w:p>
+            <w:pPr/>
+            <w:r>
+              <w:t xml:space="preserve">UC-08</w:t>
+            </w:r>
+          </w:p>
+        </w:tc>
+        <w:tc>
+          <w:tcPr>
+            <w:tcW w:w="4402" w:type="dxa"/>
+          </w:tcPr>
+          <w:p>
+            <w:pPr/>
+            <w:r>
+              <w:t xml:space="preserve">Chưa làm</w:t>
+            </w:r>
+          </w:p>
+        </w:tc>
+      </w:tr>
+      <w:tr>
+        <w:tc>
+          <w:tcPr>
+            <w:tcW w:w="3300" w:type="dxa"/>
+          </w:tcPr>
+          <w:p>
+            <w:pPr/>
+            <w:r>
+              <w:t xml:space="preserve">Chi tiết quán, Chi tiết quán · Cảnh báo giá</w:t>
+            </w:r>
+          </w:p>
+        </w:tc>
+        <w:tc>
+          <w:tcPr>
+            <w:tcW w:w="1658" w:type="dxa"/>
+          </w:tcPr>
+          <w:p>
+            <w:pPr/>
+            <w:r>
+              <w:t xml:space="preserve">UC-09</w:t>
+            </w:r>
+          </w:p>
+        </w:tc>
+        <w:tc>
+          <w:tcPr>
+            <w:tcW w:w="4402" w:type="dxa"/>
+          </w:tcPr>
+          <w:p>
+            <w:pPr/>
+            <w:r>
+              <w:t xml:space="preserve">Chưa làm</w:t>
+            </w:r>
+          </w:p>
+        </w:tc>
+      </w:tr>
+      <w:tr>
+        <w:tc>
+          <w:tcPr>
+            <w:tcW w:w="3300" w:type="dxa"/>
+          </w:tcPr>
+          <w:p>
+            <w:pPr/>
+            <w:r>
+              <w:t xml:space="preserve">Danh sách đánh giá</w:t>
+            </w:r>
+          </w:p>
+        </w:tc>
+        <w:tc>
+          <w:tcPr>
+            <w:tcW w:w="1658" w:type="dxa"/>
+          </w:tcPr>
+          <w:p>
+            <w:pPr/>
+            <w:r>
+              <w:t xml:space="preserve">UC-09</w:t>
+            </w:r>
+          </w:p>
+        </w:tc>
+        <w:tc>
+          <w:tcPr>
+            <w:tcW w:w="4402" w:type="dxa"/>
+          </w:tcPr>
+          <w:p>
+            <w:pPr/>
+            <w:r>
+              <w:t xml:space="preserve">Chưa làm</w:t>
+            </w:r>
+          </w:p>
+        </w:tc>
+      </w:tr>
+      <w:tr>
+        <w:tc>
+          <w:tcPr>
+            <w:tcW w:w="3300" w:type="dxa"/>
+          </w:tcPr>
+          <w:p>
+            <w:pPr/>
+            <w:r>
+              <w:t xml:space="preserve">Món muốn ăn (Đã lưu)</w:t>
+            </w:r>
+          </w:p>
+        </w:tc>
+        <w:tc>
+          <w:tcPr>
+            <w:tcW w:w="1658" w:type="dxa"/>
+          </w:tcPr>
+          <w:p>
+            <w:pPr/>
+            <w:r>
+              <w:t xml:space="preserve">UC-10, UC-11</w:t>
+            </w:r>
+          </w:p>
+        </w:tc>
+        <w:tc>
+          <w:tcPr>
+            <w:tcW w:w="4402" w:type="dxa"/>
+          </w:tcPr>
+          <w:p>
+            <w:pPr/>
+            <w:r>
+              <w:t xml:space="preserve">Đã có: xem danh sách, tích "Đã ăn", gợi ý lộ trình đơn giản; chưa thêm/xóa món, lưu quán</w:t>
+            </w:r>
+          </w:p>
+        </w:tc>
+      </w:tr>
+      <w:tr>
+        <w:tc>
+          <w:tcPr>
+            <w:tcW w:w="3300" w:type="dxa"/>
+          </w:tcPr>
+          <w:p>
+            <w:pPr/>
+            <w:r>
+              <w:t xml:space="preserve">Check-in, Check-in · Thành công</w:t>
+            </w:r>
+          </w:p>
+        </w:tc>
+        <w:tc>
+          <w:tcPr>
+            <w:tcW w:w="1658" w:type="dxa"/>
+          </w:tcPr>
+          <w:p>
+            <w:pPr/>
+            <w:r>
+              <w:t xml:space="preserve">UC-12</w:t>
+            </w:r>
+          </w:p>
+        </w:tc>
+        <w:tc>
+          <w:tcPr>
+            <w:tcW w:w="4402" w:type="dxa"/>
+          </w:tcPr>
+          <w:p>
+            <w:pPr/>
+            <w:r>
+              <w:t xml:space="preserve">Chưa có màn; logic kiểm tra đã có trong domain</w:t>
+            </w:r>
+          </w:p>
+        </w:tc>
+      </w:tr>
+      <w:tr>
+        <w:tc>
+          <w:tcPr>
+            <w:tcW w:w="3300" w:type="dxa"/>
+          </w:tcPr>
+          <w:p>
+            <w:pPr/>
+            <w:r>
+              <w:t xml:space="preserve">Viết đánh giá</w:t>
+            </w:r>
+          </w:p>
+        </w:tc>
+        <w:tc>
+          <w:tcPr>
+            <w:tcW w:w="1658" w:type="dxa"/>
+          </w:tcPr>
+          <w:p>
+            <w:pPr/>
+            <w:r>
+              <w:t xml:space="preserve">UC-13</w:t>
+            </w:r>
+          </w:p>
+        </w:tc>
+        <w:tc>
+          <w:tcPr>
+            <w:tcW w:w="4402" w:type="dxa"/>
+          </w:tcPr>
+          <w:p>
+            <w:pPr/>
+            <w:r>
+              <w:t xml:space="preserve">Chưa có màn; tải ảnh Cloudinary đã có</w:t>
+            </w:r>
+          </w:p>
+        </w:tc>
+      </w:tr>
+      <w:tr>
+        <w:tc>
+          <w:tcPr>
+            <w:tcW w:w="3300" w:type="dxa"/>
+          </w:tcPr>
+          <w:p>
+            <w:pPr/>
+            <w:r>
+              <w:t xml:space="preserve">Đề xuất quán · Bước 1, Bước 2, Đề xuất của tôi</w:t>
+            </w:r>
+          </w:p>
+        </w:tc>
+        <w:tc>
+          <w:tcPr>
+            <w:tcW w:w="1658" w:type="dxa"/>
+          </w:tcPr>
+          <w:p>
+            <w:pPr/>
+            <w:r>
+              <w:t xml:space="preserve">UC-14</w:t>
+            </w:r>
+          </w:p>
+        </w:tc>
+        <w:tc>
+          <w:tcPr>
+            <w:tcW w:w="4402" w:type="dxa"/>
+          </w:tcPr>
+          <w:p>
+            <w:pPr/>
+            <w:r>
+              <w:t xml:space="preserve">Chưa làm</w:t>
+            </w:r>
+          </w:p>
+        </w:tc>
+      </w:tr>
+      <w:tr>
+        <w:tc>
+          <w:tcPr>
+            <w:tcW w:w="3300" w:type="dxa"/>
+          </w:tcPr>
+          <w:p>
+            <w:pPr/>
+            <w:r>
+              <w:t xml:space="preserve">Báo cáo vi phạm</w:t>
+            </w:r>
+          </w:p>
+        </w:tc>
+        <w:tc>
+          <w:tcPr>
+            <w:tcW w:w="1658" w:type="dxa"/>
+          </w:tcPr>
+          <w:p>
+            <w:pPr/>
+            <w:r>
+              <w:t xml:space="preserve">UC-15</w:t>
+            </w:r>
+          </w:p>
+        </w:tc>
+        <w:tc>
+          <w:tcPr>
+            <w:tcW w:w="4402" w:type="dxa"/>
+          </w:tcPr>
+          <w:p>
+            <w:pPr/>
+            <w:r>
+              <w:t xml:space="preserve">Chưa làm</w:t>
+            </w:r>
+          </w:p>
+        </w:tc>
+      </w:tr>
+      <w:tr>
+        <w:tc>
+          <w:tcPr>
+            <w:tcW w:w="3300" w:type="dxa"/>
+          </w:tcPr>
+          <w:p>
+            <w:pPr/>
+            <w:r>
+              <w:t xml:space="preserve">Hồ sơ cá nhân</w:t>
+            </w:r>
+          </w:p>
+        </w:tc>
+        <w:tc>
+          <w:tcPr>
+            <w:tcW w:w="1658" w:type="dxa"/>
+          </w:tcPr>
+          <w:p>
+            <w:pPr/>
+            <w:r>
+              <w:t xml:space="preserve">UC-16</w:t>
+            </w:r>
+          </w:p>
+        </w:tc>
+        <w:tc>
+          <w:tcPr>
+            <w:tcW w:w="4402" w:type="dxa"/>
+          </w:tcPr>
+          <w:p>
+            <w:pPr/>
+            <w:r>
+              <w:t xml:space="preserve">Đã có UI + ViewModel: hồ sơ, huy hiệu, đánh giá gần đây, trạng thái Khách, đăng xuất</w:t>
+            </w:r>
+          </w:p>
+        </w:tc>
+      </w:tr>
+      <w:tr>
+        <w:tc>
+          <w:tcPr>
+            <w:tcW w:w="3300" w:type="dxa"/>
+          </w:tcPr>
+          <w:p>
+            <w:pPr/>
+            <w:r>
+              <w:t xml:space="preserve">Thông báo</w:t>
+            </w:r>
+          </w:p>
+        </w:tc>
+        <w:tc>
+          <w:tcPr>
+            <w:tcW w:w="1658" w:type="dxa"/>
+          </w:tcPr>
+          <w:p>
+            <w:pPr/>
+            <w:r>
+              <w:t xml:space="preserve">UC-16</w:t>
+            </w:r>
+          </w:p>
+        </w:tc>
+        <w:tc>
+          <w:tcPr>
+            <w:tcW w:w="4402" w:type="dxa"/>
+          </w:tcPr>
+          <w:p>
+            <w:pPr/>
+            <w:r>
+              <w:t xml:space="preserve">Chưa làm (mới có chấm báo chưa đọc)</w:t>
+            </w:r>
+          </w:p>
+        </w:tc>
+      </w:tr>
+      <w:tr>
+        <w:tc>
+          <w:tcPr>
+            <w:tcW w:w="3300" w:type="dxa"/>
+          </w:tcPr>
+          <w:p>
+            <w:pPr/>
+            <w:r>
+              <w:t xml:space="preserve">Admin tổng quan</w:t>
+            </w:r>
+          </w:p>
+        </w:tc>
+        <w:tc>
+          <w:tcPr>
+            <w:tcW w:w="1658" w:type="dxa"/>
+          </w:tcPr>
+          <w:p>
+            <w:pPr/>
+            <w:r>
+              <w:t xml:space="preserve">UC-20</w:t>
+            </w:r>
+          </w:p>
+        </w:tc>
+        <w:tc>
+          <w:tcPr>
+            <w:tcW w:w="4402" w:type="dxa"/>
+          </w:tcPr>
+          <w:p>
+            <w:pPr/>
+            <w:r>
+              <w:t xml:space="preserve">Chưa làm</w:t>
+            </w:r>
+          </w:p>
+        </w:tc>
+      </w:tr>
+      <w:tr>
+        <w:tc>
+          <w:tcPr>
+            <w:tcW w:w="3300" w:type="dxa"/>
+          </w:tcPr>
+          <w:p>
+            <w:pPr/>
+            <w:r>
+              <w:t xml:space="preserve">Admin duyệt quán, Admin duyệt quán (chi tiết)</w:t>
+            </w:r>
+          </w:p>
+        </w:tc>
+        <w:tc>
+          <w:tcPr>
+            <w:tcW w:w="1658" w:type="dxa"/>
+          </w:tcPr>
+          <w:p>
+            <w:pPr/>
+            <w:r>
+              <w:t xml:space="preserve">UC-17</w:t>
+            </w:r>
+          </w:p>
+        </w:tc>
+        <w:tc>
+          <w:tcPr>
+            <w:tcW w:w="4402" w:type="dxa"/>
+          </w:tcPr>
+          <w:p>
+            <w:pPr/>
+            <w:r>
+              <w:t xml:space="preserve">Chưa làm</w:t>
+            </w:r>
+          </w:p>
+        </w:tc>
+      </w:tr>
+      <w:tr>
+        <w:tc>
+          <w:tcPr>
+            <w:tcW w:w="3300" w:type="dxa"/>
+          </w:tcPr>
+          <w:p>
+            <w:pPr/>
+            <w:r>
+              <w:t xml:space="preserve">Admin đặc sản &amp; vùng</w:t>
+            </w:r>
+          </w:p>
+        </w:tc>
+        <w:tc>
+          <w:tcPr>
+            <w:tcW w:w="1658" w:type="dxa"/>
+          </w:tcPr>
+          <w:p>
+            <w:pPr/>
+            <w:r>
+              <w:t xml:space="preserve">UC-18</w:t>
+            </w:r>
+          </w:p>
+        </w:tc>
+        <w:tc>
+          <w:tcPr>
+            <w:tcW w:w="4402" w:type="dxa"/>
+          </w:tcPr>
+          <w:p>
+            <w:pPr/>
+            <w:r>
+              <w:t xml:space="preserve">Chưa làm</w:t>
+            </w:r>
+          </w:p>
+        </w:tc>
+      </w:tr>
+      <w:tr>
+        <w:tc>
+          <w:tcPr>
+            <w:tcW w:w="3300" w:type="dxa"/>
+          </w:tcPr>
+          <w:p>
+            <w:pPr/>
+            <w:r>
+              <w:t xml:space="preserve">Admin người dùng, Admin báo cáo</w:t>
+            </w:r>
+          </w:p>
+        </w:tc>
+        <w:tc>
+          <w:tcPr>
+            <w:tcW w:w="1658" w:type="dxa"/>
+          </w:tcPr>
+          <w:p>
+            <w:pPr/>
+            <w:r>
+              <w:t xml:space="preserve">UC-19</w:t>
+            </w:r>
+          </w:p>
+        </w:tc>
+        <w:tc>
+          <w:tcPr>
+            <w:tcW w:w="4402" w:type="dxa"/>
+          </w:tcPr>
+          <w:p>
+            <w:pPr/>
+            <w:r>
+              <w:t xml:space="preserve">Chưa làm</w:t>
+            </w:r>
+          </w:p>
+        </w:tc>
+      </w:tr>
+    </w:tbl>
+    <w:p>
+      <w:pPr/>
+      <w:r>
+        <w:t xml:space="preserve">Figma chưa có màn Đăng ký / Đăng nhập (UC-01, UC-02) và tab "Quán đã lưu"; các màn này đã được làm trong app theo cùng phong cách giao diện.</w:t>
+      </w:r>
+    </w:p>
+    <w:p>
+      <w:pPr>
+        <w:pStyle w:val="Heading2"/>
+      </w:pPr>
+      <w:r>
+        <w:t xml:space="preserve">12. Giả định và câu hỏi cần chốt</w:t>
+      </w:r>
+    </w:p>
+    <w:p>
+      <w:pPr/>
+      <w:r>
+        <w:t xml:space="preserve">Tài liệu được viết từ các màn Figma và dữ liệu mẫu trên đó, nên các điểm dưới đây là giả định. Tích từng mục khi nhóm đã chốt.</w:t>
       </w:r>
     </w:p>
     <w:p>
@@ -6877,11 +7719,11 @@
         <w:pStyle w:val="ListParagraph"/>
         <w:numPr>
           <w:ilvl w:val="0"/>
-          <w:numId w:val="14"/>
+          <w:numId w:val="16"/>
         </w:numPr>
       </w:pPr>
       <w:r>
-        <w:t xml:space="preserve">☐ Backend dùng gì: tự viết API (ASP.NET / Spring / Node) + SQL Server/MySQL, hay Firebase? Quyết định này ảnh hưởng cách cài đặt mục 8.</w:t>
+        <w:t xml:space="preserve">☒ Backend: đã chốt Firebase (Authentication + Cloud Firestore, gói Spark miễn phí); ảnh dùng Cloudinary; bản đồ dùng OpenStreetMap (mục 10).</w:t>
       </w:r>
     </w:p>
     <w:p>
@@ -6889,11 +7731,11 @@
         <w:pStyle w:val="ListParagraph"/>
         <w:numPr>
           <w:ilvl w:val="0"/>
-          <w:numId w:val="14"/>
+          <w:numId w:val="16"/>
         </w:numPr>
       </w:pPr>
       <w:r>
-        <w:t xml:space="preserve">☐ Đánh giá có cần Admin duyệt trước khi hiển thị không? (Giả định hiện tại: không, chỉ ẩn khi bị báo cáo — BR-13)</w:t>
+        <w:t xml:space="preserve">☒ Đăng ký / đăng nhập bằng email và mật khẩu.</w:t>
       </w:r>
     </w:p>
     <w:p>
@@ -6901,11 +7743,11 @@
         <w:pStyle w:val="ListParagraph"/>
         <w:numPr>
           <w:ilvl w:val="0"/>
-          <w:numId w:val="14"/>
+          <w:numId w:val="16"/>
         </w:numPr>
       </w:pPr>
       <w:r>
-        <w:t xml:space="preserve">☐ Người dùng có được sửa giá món của quán không, hay giá chỉ đến từ check-in và đánh giá?</w:t>
+        <w:t xml:space="preserve">☐ Có thêm đăng nhập bằng Google không?</w:t>
       </w:r>
     </w:p>
     <w:p>
@@ -6913,11 +7755,11 @@
         <w:pStyle w:val="ListParagraph"/>
         <w:numPr>
           <w:ilvl w:val="0"/>
-          <w:numId w:val="14"/>
+          <w:numId w:val="16"/>
         </w:numPr>
       </w:pPr>
       <w:r>
-        <w:t xml:space="preserve">☐ "Gợi ý lộ trình" tính bằng đường chim bay (đơn giản) hay gọi API chỉ đường (chính xác hơn, tốn phí)?</w:t>
+        <w:t xml:space="preserve">☐ Các ngưỡng BR-01 đến BR-13 (100 m, 12 giờ, 5 check-in, 20%, × 1,5...) có đúng ý nhóm không?</w:t>
       </w:r>
     </w:p>
     <w:p>
@@ -6925,7 +7767,79 @@
         <w:pStyle w:val="ListParagraph"/>
         <w:numPr>
           <w:ilvl w:val="0"/>
-          <w:numId w:val="14"/>
+          <w:numId w:val="16"/>
+        </w:numPr>
+      </w:pPr>
+      <w:r>
+        <w:t xml:space="preserve">☐ Công thức điểm uy tín (BR-08): giữ trọng số 50/30/20 hay đơn giản hóa?</w:t>
+      </w:r>
+    </w:p>
+    <w:p>
+      <w:pPr>
+        <w:pStyle w:val="ListParagraph"/>
+        <w:numPr>
+          <w:ilvl w:val="0"/>
+          <w:numId w:val="16"/>
+        </w:numPr>
+      </w:pPr>
+      <w:r>
+        <w:t xml:space="preserve">☐ Giao diện Admin làm trong cùng app Android (tài khoản role = admin) hay web riêng (React/Vue + Firebase SDK)?</w:t>
+      </w:r>
+    </w:p>
+    <w:p>
+      <w:pPr>
+        <w:pStyle w:val="ListParagraph"/>
+        <w:numPr>
+          <w:ilvl w:val="0"/>
+          <w:numId w:val="16"/>
+        </w:numPr>
+      </w:pPr>
+      <w:r>
+        <w:t xml:space="preserve">☐ Có nâng lên gói Blaze (gắn thẻ) để dùng Cloud Functions chống gian lận check-in không, hay chấp nhận hạn chế ở NFR-06?</w:t>
+      </w:r>
+    </w:p>
+    <w:p>
+      <w:pPr>
+        <w:pStyle w:val="ListParagraph"/>
+        <w:numPr>
+          <w:ilvl w:val="0"/>
+          <w:numId w:val="16"/>
+        </w:numPr>
+      </w:pPr>
+      <w:r>
+        <w:t xml:space="preserve">☐ Đánh giá có cần Admin duyệt trước khi hiển thị không? (Giả định hiện tại: không, chỉ ẩn khi bị báo cáo — BR-13)</w:t>
+      </w:r>
+    </w:p>
+    <w:p>
+      <w:pPr>
+        <w:pStyle w:val="ListParagraph"/>
+        <w:numPr>
+          <w:ilvl w:val="0"/>
+          <w:numId w:val="16"/>
+        </w:numPr>
+      </w:pPr>
+      <w:r>
+        <w:t xml:space="preserve">☐ Người dùng có được sửa giá món của quán không, hay giá chỉ đến từ check-in và đánh giá?</w:t>
+      </w:r>
+    </w:p>
+    <w:p>
+      <w:pPr>
+        <w:pStyle w:val="ListParagraph"/>
+        <w:numPr>
+          <w:ilvl w:val="0"/>
+          <w:numId w:val="16"/>
+        </w:numPr>
+      </w:pPr>
+      <w:r>
+        <w:t xml:space="preserve">☐ "Gợi ý lộ trình" tính bằng đường chim bay (đơn giản) hay gọi dịch vụ chỉ đường (chính xác hơn)?</w:t>
+      </w:r>
+    </w:p>
+    <w:p>
+      <w:pPr>
+        <w:pStyle w:val="ListParagraph"/>
+        <w:numPr>
+          <w:ilvl w:val="0"/>
+          <w:numId w:val="16"/>
         </w:numPr>
       </w:pPr>
       <w:r>
@@ -7165,6 +8079,12 @@
     </w:lvlOverride>
   </w:num>
   <w:num w:numId="14">
+    <w:abstractNumId w:val="0"/>
+  </w:num>
+  <w:num w:numId="15">
+    <w:abstractNumId w:val="0"/>
+  </w:num>
+  <w:num w:numId="16">
     <w:abstractNumId w:val="0"/>
   </w:num>
 </w:numbering>
